--- a/Documentation Backups/Konvert_Client_Edition v2.docx
+++ b/Documentation Backups/Konvert_Client_Edition v2.docx
@@ -14,7 +14,7 @@
           <w:noProof/>
         </w:rPr>
         <w:drawing>
-          <wp:anchor distT="0" distB="0" distL="114300" distR="114300" simplePos="0" relativeHeight="251658240" behindDoc="0" locked="0" layoutInCell="1" allowOverlap="1" wp14:anchorId="23CC41A6" wp14:editId="4A79EB5E">
+          <wp:anchor distT="0" distB="0" distL="114300" distR="114300" simplePos="0" relativeHeight="251658240" behindDoc="0" locked="0" layoutInCell="1" allowOverlap="1" wp14:anchorId="23CC41A6" wp14:editId="50675DBE">
             <wp:simplePos x="0" y="0"/>
             <wp:positionH relativeFrom="page">
               <wp:align>right</wp:align>
@@ -22,8 +22,8 @@
             <wp:positionV relativeFrom="paragraph">
               <wp:posOffset>-914400</wp:posOffset>
             </wp:positionV>
-            <wp:extent cx="7772400" cy="10066712"/>
-            <wp:effectExtent l="0" t="0" r="0" b="0"/>
+            <wp:extent cx="7772399" cy="10066712"/>
+            <wp:effectExtent l="0" t="0" r="635" b="0"/>
             <wp:wrapNone/>
             <wp:docPr id="562414252" name="Picture 1"/>
             <wp:cNvGraphicFramePr>
@@ -53,7 +53,7 @@
                   <pic:spPr bwMode="auto">
                     <a:xfrm>
                       <a:off x="0" y="0"/>
-                      <a:ext cx="7772400" cy="10066712"/>
+                      <a:ext cx="7772399" cy="10066712"/>
                     </a:xfrm>
                     <a:prstGeom prst="rect">
                       <a:avLst/>
@@ -355,7 +355,7 @@
               <w:rPr>
                 <w:rFonts w:ascii="Inter" w:hAnsi="Inter"/>
               </w:rPr>
-              <w:t>An AI-integrated business management and sales tracking ecosystem built to optimize multi-tier enterprise hierarchies, streamline distribution workflows, and give Pakistani businesses a secure, localized alternative for data-driven decision-making.</w:t>
+              <w:t>An AI-powered sales management and tracking platform built for multi-tier enterprise teams — streamlining distribution workflows and giving Pakistani businesses a secure, locally hosted alternative for data-driven decision-making.</w:t>
             </w:r>
           </w:p>
           <w:p>
@@ -432,11 +432,19 @@
                       <w:rFonts w:ascii="Inter" w:hAnsi="Inter"/>
                     </w:rPr>
                   </w:pPr>
+                  <w:proofErr w:type="spellStart"/>
                   <w:r>
                     <w:rPr>
                       <w:rFonts w:ascii="Inter" w:hAnsi="Inter"/>
                     </w:rPr>
-                    <w:t>Almashreq Soft</w:t>
+                    <w:t>Almashreq</w:t>
+                  </w:r>
+                  <w:proofErr w:type="spellEnd"/>
+                  <w:r>
+                    <w:rPr>
+                      <w:rFonts w:ascii="Inter" w:hAnsi="Inter"/>
+                    </w:rPr>
+                    <w:t xml:space="preserve"> Soft</w:t>
                   </w:r>
                 </w:p>
               </w:tc>
@@ -479,6 +487,13 @@
           <w:bCs/>
         </w:rPr>
         <w:t>Prepared For:</w:t>
+      </w:r>
+      <w:r>
+        <w:rPr>
+          <w:rFonts w:ascii="Inter" w:hAnsi="Inter"/>
+          <w:b/>
+          <w:bCs/>
+        </w:rPr>
         <w:br/>
       </w:r>
       <w:r>
@@ -691,15 +706,15 @@
               <w:pStyle w:val="BodyMedium"/>
             </w:pPr>
             <w:r>
-              <w:t>Konvert is an AI-powered system that runs your entire sales operation — from the sales rep on the ground all the way up to the CEO. No matter how many layers your team has, everyone sees the same accurate, up-to-date information at the same time.</w:t>
-            </w:r>
-          </w:p>
-          <w:p>
-            <w:pPr>
-              <w:pStyle w:val="BodyMedium"/>
-            </w:pPr>
-            <w:r>
-              <w:t xml:space="preserve">It uses AI to predict performance and tracks your sales team's routes in real time, so routine sales tasks happen automatically, and managers spend less time chasing updates. It's built to grow with your business — whether you're a small company or a large enterprise — and the whole point is simple: help you make more money from what you're already spending on sales operations.</w:t>
+              <w:t>Konvert is an AI-powered system that runs your whole sales operation — from the rep in the field to the CEO's desk. No matter how many layers your team has, everyone works from the same accurate, up-to-date picture, updated in real time.</w:t>
+            </w:r>
+          </w:p>
+          <w:p>
+            <w:pPr>
+              <w:pStyle w:val="BodyMedium"/>
+            </w:pPr>
+            <w:r>
+              <w:t>It uses AI to forecast performance and tracks your team's routes live, so routine sales tasks run on their own and managers spend less time chasing updates and more time coaching. It's built to grow with you, whether you're a small company or a large enterprise, and the goal is simple: get more return from what you already spend running your sales operation.</w:t>
             </w:r>
           </w:p>
         </w:tc>
@@ -755,6 +770,7 @@
               <w:bCs w:val="0"/>
               <w:noProof/>
               <w:sz w:val="24"/>
+              <w:lang w:val="en-PK" w:eastAsia="en-GB"/>
             </w:rPr>
           </w:pPr>
           <w:r>
@@ -774,7 +790,7 @@
             </w:rPr>
             <w:fldChar w:fldCharType="separate"/>
           </w:r>
-          <w:hyperlink w:anchor="_Toc237333987" w:history="1">
+          <w:hyperlink w:anchor="_Toc237396723" w:history="1">
             <w:r>
               <w:rPr>
                 <w:rStyle w:val="Hyperlink"/>
@@ -788,10 +804,46 @@
                 <w:webHidden/>
               </w:rPr>
               <w:tab/>
+            </w:r>
+            <w:r>
+              <w:rPr>
+                <w:noProof/>
+                <w:webHidden/>
+              </w:rPr>
               <w:fldChar w:fldCharType="begin"/>
-              <w:instrText xml:space="preserve"> PAGEREF _Toc237333987 \h </w:instrText>
+            </w:r>
+            <w:r>
+              <w:rPr>
+                <w:noProof/>
+                <w:webHidden/>
+              </w:rPr>
+              <w:instrText xml:space="preserve"> PAGEREF _Toc237396723 \h </w:instrText>
+            </w:r>
+            <w:r>
+              <w:rPr>
+                <w:noProof/>
+                <w:webHidden/>
+              </w:rPr>
+            </w:r>
+            <w:r>
+              <w:rPr>
+                <w:noProof/>
+                <w:webHidden/>
+              </w:rPr>
               <w:fldChar w:fldCharType="separate"/>
+            </w:r>
+            <w:r>
+              <w:rPr>
+                <w:noProof/>
+                <w:webHidden/>
+              </w:rPr>
               <w:t>8</w:t>
+            </w:r>
+            <w:r>
+              <w:rPr>
+                <w:noProof/>
+                <w:webHidden/>
+              </w:rPr>
               <w:fldChar w:fldCharType="end"/>
             </w:r>
           </w:hyperlink>
@@ -806,9 +858,10 @@
               <w:rFonts w:eastAsiaTheme="minorEastAsia" w:cstheme="minorBidi"/>
               <w:noProof/>
               <w:sz w:val="24"/>
+              <w:lang w:val="en-PK" w:eastAsia="en-GB"/>
             </w:rPr>
           </w:pPr>
-          <w:hyperlink w:anchor="_Toc237333988" w:history="1">
+          <w:hyperlink w:anchor="_Toc237396724" w:history="1">
             <w:r>
               <w:rPr>
                 <w:rStyle w:val="Hyperlink"/>
@@ -822,10 +875,46 @@
                 <w:webHidden/>
               </w:rPr>
               <w:tab/>
+            </w:r>
+            <w:r>
+              <w:rPr>
+                <w:noProof/>
+                <w:webHidden/>
+              </w:rPr>
               <w:fldChar w:fldCharType="begin"/>
-              <w:instrText xml:space="preserve"> PAGEREF _Toc237333988 \h </w:instrText>
+            </w:r>
+            <w:r>
+              <w:rPr>
+                <w:noProof/>
+                <w:webHidden/>
+              </w:rPr>
+              <w:instrText xml:space="preserve"> PAGEREF _Toc237396724 \h </w:instrText>
+            </w:r>
+            <w:r>
+              <w:rPr>
+                <w:noProof/>
+                <w:webHidden/>
+              </w:rPr>
+            </w:r>
+            <w:r>
+              <w:rPr>
+                <w:noProof/>
+                <w:webHidden/>
+              </w:rPr>
               <w:fldChar w:fldCharType="separate"/>
+            </w:r>
+            <w:r>
+              <w:rPr>
+                <w:noProof/>
+                <w:webHidden/>
+              </w:rPr>
               <w:t>8</w:t>
+            </w:r>
+            <w:r>
+              <w:rPr>
+                <w:noProof/>
+                <w:webHidden/>
+              </w:rPr>
               <w:fldChar w:fldCharType="end"/>
             </w:r>
           </w:hyperlink>
@@ -840,9 +929,10 @@
               <w:rFonts w:eastAsiaTheme="minorEastAsia" w:cstheme="minorBidi"/>
               <w:noProof/>
               <w:sz w:val="24"/>
+              <w:lang w:val="en-PK" w:eastAsia="en-GB"/>
             </w:rPr>
           </w:pPr>
-          <w:hyperlink w:anchor="_Toc237333989" w:history="1">
+          <w:hyperlink w:anchor="_Toc237396725" w:history="1">
             <w:r>
               <w:rPr>
                 <w:rStyle w:val="Hyperlink"/>
@@ -856,10 +946,46 @@
                 <w:webHidden/>
               </w:rPr>
               <w:tab/>
+            </w:r>
+            <w:r>
+              <w:rPr>
+                <w:noProof/>
+                <w:webHidden/>
+              </w:rPr>
               <w:fldChar w:fldCharType="begin"/>
-              <w:instrText xml:space="preserve"> PAGEREF _Toc237333989 \h </w:instrText>
+            </w:r>
+            <w:r>
+              <w:rPr>
+                <w:noProof/>
+                <w:webHidden/>
+              </w:rPr>
+              <w:instrText xml:space="preserve"> PAGEREF _Toc237396725 \h </w:instrText>
+            </w:r>
+            <w:r>
+              <w:rPr>
+                <w:noProof/>
+                <w:webHidden/>
+              </w:rPr>
+            </w:r>
+            <w:r>
+              <w:rPr>
+                <w:noProof/>
+                <w:webHidden/>
+              </w:rPr>
               <w:fldChar w:fldCharType="separate"/>
+            </w:r>
+            <w:r>
+              <w:rPr>
+                <w:noProof/>
+                <w:webHidden/>
+              </w:rPr>
               <w:t>8</w:t>
+            </w:r>
+            <w:r>
+              <w:rPr>
+                <w:noProof/>
+                <w:webHidden/>
+              </w:rPr>
               <w:fldChar w:fldCharType="end"/>
             </w:r>
           </w:hyperlink>
@@ -874,9 +1000,10 @@
               <w:rFonts w:eastAsiaTheme="minorEastAsia" w:cstheme="minorBidi"/>
               <w:noProof/>
               <w:sz w:val="24"/>
+              <w:lang w:val="en-PK" w:eastAsia="en-GB"/>
             </w:rPr>
           </w:pPr>
-          <w:hyperlink w:anchor="_Toc237333990" w:history="1">
+          <w:hyperlink w:anchor="_Toc237396726" w:history="1">
             <w:r>
               <w:rPr>
                 <w:rStyle w:val="Hyperlink"/>
@@ -890,10 +1017,46 @@
                 <w:webHidden/>
               </w:rPr>
               <w:tab/>
+            </w:r>
+            <w:r>
+              <w:rPr>
+                <w:noProof/>
+                <w:webHidden/>
+              </w:rPr>
               <w:fldChar w:fldCharType="begin"/>
-              <w:instrText xml:space="preserve"> PAGEREF _Toc237333990 \h </w:instrText>
+            </w:r>
+            <w:r>
+              <w:rPr>
+                <w:noProof/>
+                <w:webHidden/>
+              </w:rPr>
+              <w:instrText xml:space="preserve"> PAGEREF _Toc237396726 \h </w:instrText>
+            </w:r>
+            <w:r>
+              <w:rPr>
+                <w:noProof/>
+                <w:webHidden/>
+              </w:rPr>
+            </w:r>
+            <w:r>
+              <w:rPr>
+                <w:noProof/>
+                <w:webHidden/>
+              </w:rPr>
               <w:fldChar w:fldCharType="separate"/>
+            </w:r>
+            <w:r>
+              <w:rPr>
+                <w:noProof/>
+                <w:webHidden/>
+              </w:rPr>
               <w:t>9</w:t>
+            </w:r>
+            <w:r>
+              <w:rPr>
+                <w:noProof/>
+                <w:webHidden/>
+              </w:rPr>
               <w:fldChar w:fldCharType="end"/>
             </w:r>
           </w:hyperlink>
@@ -908,9 +1071,10 @@
               <w:rFonts w:eastAsiaTheme="minorEastAsia" w:cstheme="minorBidi"/>
               <w:noProof/>
               <w:sz w:val="24"/>
+              <w:lang w:val="en-PK" w:eastAsia="en-GB"/>
             </w:rPr>
           </w:pPr>
-          <w:hyperlink w:anchor="_Toc237333991" w:history="1">
+          <w:hyperlink w:anchor="_Toc237396727" w:history="1">
             <w:r>
               <w:rPr>
                 <w:rStyle w:val="Hyperlink"/>
@@ -924,10 +1088,46 @@
                 <w:webHidden/>
               </w:rPr>
               <w:tab/>
+            </w:r>
+            <w:r>
+              <w:rPr>
+                <w:noProof/>
+                <w:webHidden/>
+              </w:rPr>
               <w:fldChar w:fldCharType="begin"/>
-              <w:instrText xml:space="preserve"> PAGEREF _Toc237333991 \h </w:instrText>
+            </w:r>
+            <w:r>
+              <w:rPr>
+                <w:noProof/>
+                <w:webHidden/>
+              </w:rPr>
+              <w:instrText xml:space="preserve"> PAGEREF _Toc237396727 \h </w:instrText>
+            </w:r>
+            <w:r>
+              <w:rPr>
+                <w:noProof/>
+                <w:webHidden/>
+              </w:rPr>
+            </w:r>
+            <w:r>
+              <w:rPr>
+                <w:noProof/>
+                <w:webHidden/>
+              </w:rPr>
               <w:fldChar w:fldCharType="separate"/>
+            </w:r>
+            <w:r>
+              <w:rPr>
+                <w:noProof/>
+                <w:webHidden/>
+              </w:rPr>
               <w:t>11</w:t>
+            </w:r>
+            <w:r>
+              <w:rPr>
+                <w:noProof/>
+                <w:webHidden/>
+              </w:rPr>
               <w:fldChar w:fldCharType="end"/>
             </w:r>
           </w:hyperlink>
@@ -944,9 +1144,10 @@
               <w:bCs w:val="0"/>
               <w:noProof/>
               <w:sz w:val="24"/>
+              <w:lang w:val="en-PK" w:eastAsia="en-GB"/>
             </w:rPr>
           </w:pPr>
-          <w:hyperlink w:anchor="_Toc237333992" w:history="1">
+          <w:hyperlink w:anchor="_Toc237396728" w:history="1">
             <w:r>
               <w:rPr>
                 <w:rStyle w:val="Hyperlink"/>
@@ -960,10 +1161,46 @@
                 <w:webHidden/>
               </w:rPr>
               <w:tab/>
+            </w:r>
+            <w:r>
+              <w:rPr>
+                <w:noProof/>
+                <w:webHidden/>
+              </w:rPr>
               <w:fldChar w:fldCharType="begin"/>
-              <w:instrText xml:space="preserve"> PAGEREF _Toc237333992 \h </w:instrText>
+            </w:r>
+            <w:r>
+              <w:rPr>
+                <w:noProof/>
+                <w:webHidden/>
+              </w:rPr>
+              <w:instrText xml:space="preserve"> PAGEREF _Toc237396728 \h </w:instrText>
+            </w:r>
+            <w:r>
+              <w:rPr>
+                <w:noProof/>
+                <w:webHidden/>
+              </w:rPr>
+            </w:r>
+            <w:r>
+              <w:rPr>
+                <w:noProof/>
+                <w:webHidden/>
+              </w:rPr>
               <w:fldChar w:fldCharType="separate"/>
-              <w:t>13</w:t>
+            </w:r>
+            <w:r>
+              <w:rPr>
+                <w:noProof/>
+                <w:webHidden/>
+              </w:rPr>
+              <w:t>12</w:t>
+            </w:r>
+            <w:r>
+              <w:rPr>
+                <w:noProof/>
+                <w:webHidden/>
+              </w:rPr>
               <w:fldChar w:fldCharType="end"/>
             </w:r>
           </w:hyperlink>
@@ -978,9 +1215,10 @@
               <w:rFonts w:eastAsiaTheme="minorEastAsia" w:cstheme="minorBidi"/>
               <w:noProof/>
               <w:sz w:val="24"/>
+              <w:lang w:val="en-PK" w:eastAsia="en-GB"/>
             </w:rPr>
           </w:pPr>
-          <w:hyperlink w:anchor="_Toc237333993" w:history="1">
+          <w:hyperlink w:anchor="_Toc237396729" w:history="1">
             <w:r>
               <w:rPr>
                 <w:rStyle w:val="Hyperlink"/>
@@ -994,10 +1232,46 @@
                 <w:webHidden/>
               </w:rPr>
               <w:tab/>
+            </w:r>
+            <w:r>
+              <w:rPr>
+                <w:noProof/>
+                <w:webHidden/>
+              </w:rPr>
               <w:fldChar w:fldCharType="begin"/>
-              <w:instrText xml:space="preserve"> PAGEREF _Toc237333993 \h </w:instrText>
+            </w:r>
+            <w:r>
+              <w:rPr>
+                <w:noProof/>
+                <w:webHidden/>
+              </w:rPr>
+              <w:instrText xml:space="preserve"> PAGEREF _Toc237396729 \h </w:instrText>
+            </w:r>
+            <w:r>
+              <w:rPr>
+                <w:noProof/>
+                <w:webHidden/>
+              </w:rPr>
+            </w:r>
+            <w:r>
+              <w:rPr>
+                <w:noProof/>
+                <w:webHidden/>
+              </w:rPr>
               <w:fldChar w:fldCharType="separate"/>
+            </w:r>
+            <w:r>
+              <w:rPr>
+                <w:noProof/>
+                <w:webHidden/>
+              </w:rPr>
               <w:t>13</w:t>
+            </w:r>
+            <w:r>
+              <w:rPr>
+                <w:noProof/>
+                <w:webHidden/>
+              </w:rPr>
               <w:fldChar w:fldCharType="end"/>
             </w:r>
           </w:hyperlink>
@@ -1012,15 +1286,16 @@
               <w:rFonts w:eastAsiaTheme="minorEastAsia" w:cstheme="minorBidi"/>
               <w:noProof/>
               <w:sz w:val="24"/>
+              <w:lang w:val="en-PK" w:eastAsia="en-GB"/>
             </w:rPr>
           </w:pPr>
-          <w:hyperlink w:anchor="_Toc237333994" w:history="1">
+          <w:hyperlink w:anchor="_Toc237396730" w:history="1">
             <w:r>
               <w:rPr>
                 <w:rStyle w:val="Hyperlink"/>
                 <w:noProof/>
               </w:rPr>
-              <w:t>Stakeholders</w:t>
+              <w:t>Dependencies and External Systems</w:t>
             </w:r>
             <w:r>
               <w:rPr>
@@ -1028,10 +1303,46 @@
                 <w:webHidden/>
               </w:rPr>
               <w:tab/>
+            </w:r>
+            <w:r>
+              <w:rPr>
+                <w:noProof/>
+                <w:webHidden/>
+              </w:rPr>
               <w:fldChar w:fldCharType="begin"/>
-              <w:instrText xml:space="preserve"> PAGEREF _Toc237333994 \h </w:instrText>
+            </w:r>
+            <w:r>
+              <w:rPr>
+                <w:noProof/>
+                <w:webHidden/>
+              </w:rPr>
+              <w:instrText xml:space="preserve"> PAGEREF _Toc237396730 \h </w:instrText>
+            </w:r>
+            <w:r>
+              <w:rPr>
+                <w:noProof/>
+                <w:webHidden/>
+              </w:rPr>
+            </w:r>
+            <w:r>
+              <w:rPr>
+                <w:noProof/>
+                <w:webHidden/>
+              </w:rPr>
               <w:fldChar w:fldCharType="separate"/>
+            </w:r>
+            <w:r>
+              <w:rPr>
+                <w:noProof/>
+                <w:webHidden/>
+              </w:rPr>
               <w:t>14</w:t>
+            </w:r>
+            <w:r>
+              <w:rPr>
+                <w:noProof/>
+                <w:webHidden/>
+              </w:rPr>
               <w:fldChar w:fldCharType="end"/>
             </w:r>
           </w:hyperlink>
@@ -1046,15 +1357,16 @@
               <w:rFonts w:eastAsiaTheme="minorEastAsia" w:cstheme="minorBidi"/>
               <w:noProof/>
               <w:sz w:val="24"/>
+              <w:lang w:val="en-PK" w:eastAsia="en-GB"/>
             </w:rPr>
           </w:pPr>
-          <w:hyperlink w:anchor="_Toc237333995" w:history="1">
+          <w:hyperlink w:anchor="_Toc237396731" w:history="1">
             <w:r>
               <w:rPr>
                 <w:rStyle w:val="Hyperlink"/>
                 <w:noProof/>
               </w:rPr>
-              <w:t>Affected Groups and Social &amp; Economic Impact</w:t>
+              <w:t>Related Projects</w:t>
             </w:r>
             <w:r>
               <w:rPr>
@@ -1062,10 +1374,46 @@
                 <w:webHidden/>
               </w:rPr>
               <w:tab/>
+            </w:r>
+            <w:r>
+              <w:rPr>
+                <w:noProof/>
+                <w:webHidden/>
+              </w:rPr>
               <w:fldChar w:fldCharType="begin"/>
-              <w:instrText xml:space="preserve"> PAGEREF _Toc237333995 \h </w:instrText>
+            </w:r>
+            <w:r>
+              <w:rPr>
+                <w:noProof/>
+                <w:webHidden/>
+              </w:rPr>
+              <w:instrText xml:space="preserve"> PAGEREF _Toc237396731 \h </w:instrText>
+            </w:r>
+            <w:r>
+              <w:rPr>
+                <w:noProof/>
+                <w:webHidden/>
+              </w:rPr>
+            </w:r>
+            <w:r>
+              <w:rPr>
+                <w:noProof/>
+                <w:webHidden/>
+              </w:rPr>
               <w:fldChar w:fldCharType="separate"/>
-              <w:t>16</w:t>
+            </w:r>
+            <w:r>
+              <w:rPr>
+                <w:noProof/>
+                <w:webHidden/>
+              </w:rPr>
+              <w:t>15</w:t>
+            </w:r>
+            <w:r>
+              <w:rPr>
+                <w:noProof/>
+                <w:webHidden/>
+              </w:rPr>
               <w:fldChar w:fldCharType="end"/>
             </w:r>
           </w:hyperlink>
@@ -1080,15 +1428,16 @@
               <w:rFonts w:eastAsiaTheme="minorEastAsia" w:cstheme="minorBidi"/>
               <w:noProof/>
               <w:sz w:val="24"/>
+              <w:lang w:val="en-PK" w:eastAsia="en-GB"/>
             </w:rPr>
           </w:pPr>
-          <w:hyperlink w:anchor="_Toc237333996" w:history="1">
+          <w:hyperlink w:anchor="_Toc237396732" w:history="1">
             <w:r>
               <w:rPr>
                 <w:rStyle w:val="Hyperlink"/>
                 <w:noProof/>
               </w:rPr>
-              <w:t>Dependencies and External Systems</w:t>
+              <w:t>Feature Comparison</w:t>
             </w:r>
             <w:r>
               <w:rPr>
@@ -1096,112 +1445,46 @@
                 <w:webHidden/>
               </w:rPr>
               <w:tab/>
+            </w:r>
+            <w:r>
+              <w:rPr>
+                <w:noProof/>
+                <w:webHidden/>
+              </w:rPr>
               <w:fldChar w:fldCharType="begin"/>
-              <w:instrText xml:space="preserve"> PAGEREF _Toc237333996 \h </w:instrText>
+            </w:r>
+            <w:r>
+              <w:rPr>
+                <w:noProof/>
+                <w:webHidden/>
+              </w:rPr>
+              <w:instrText xml:space="preserve"> PAGEREF _Toc237396732 \h </w:instrText>
+            </w:r>
+            <w:r>
+              <w:rPr>
+                <w:noProof/>
+                <w:webHidden/>
+              </w:rPr>
+            </w:r>
+            <w:r>
+              <w:rPr>
+                <w:noProof/>
+                <w:webHidden/>
+              </w:rPr>
               <w:fldChar w:fldCharType="separate"/>
-              <w:t>17</w:t>
-              <w:fldChar w:fldCharType="end"/>
-            </w:r>
-          </w:hyperlink>
-        </w:p>
-        <w:p>
-          <w:pPr>
-            <w:pStyle w:val="TOC3"/>
-            <w:tabs>
-              <w:tab w:val="right" w:leader="dot" w:pos="9350"/>
-            </w:tabs>
-            <w:rPr>
-              <w:rFonts w:eastAsiaTheme="minorEastAsia" w:cstheme="minorBidi"/>
-              <w:noProof/>
-              <w:sz w:val="24"/>
-            </w:rPr>
-          </w:pPr>
-          <w:hyperlink w:anchor="_Toc237333997" w:history="1">
-            <w:r>
-              <w:rPr>
-                <w:rStyle w:val="Hyperlink"/>
-                <w:noProof/>
-              </w:rPr>
-              <w:t>Related Projects</w:t>
             </w:r>
             <w:r>
               <w:rPr>
                 <w:noProof/>
                 <w:webHidden/>
               </w:rPr>
-              <w:tab/>
-              <w:fldChar w:fldCharType="begin"/>
-              <w:instrText xml:space="preserve"> PAGEREF _Toc237333997 \h </w:instrText>
-              <w:fldChar w:fldCharType="separate"/>
-              <w:t>18</w:t>
-              <w:fldChar w:fldCharType="end"/>
-            </w:r>
-          </w:hyperlink>
-        </w:p>
-        <w:p>
-          <w:pPr>
-            <w:pStyle w:val="TOC3"/>
-            <w:tabs>
-              <w:tab w:val="right" w:leader="dot" w:pos="9350"/>
-            </w:tabs>
-            <w:rPr>
-              <w:rFonts w:eastAsiaTheme="minorEastAsia" w:cstheme="minorBidi"/>
-              <w:noProof/>
-              <w:sz w:val="24"/>
-            </w:rPr>
-          </w:pPr>
-          <w:hyperlink w:anchor="_Toc237333998" w:history="1">
-            <w:r>
-              <w:rPr>
-                <w:rStyle w:val="Hyperlink"/>
-                <w:noProof/>
-              </w:rPr>
-              <w:t>Feature Comparison</w:t>
+              <w:t>16</w:t>
             </w:r>
             <w:r>
               <w:rPr>
                 <w:noProof/>
                 <w:webHidden/>
               </w:rPr>
-              <w:tab/>
-              <w:fldChar w:fldCharType="begin"/>
-              <w:instrText xml:space="preserve"> PAGEREF _Toc237333998 \h </w:instrText>
-              <w:fldChar w:fldCharType="separate"/>
-              <w:t>19</w:t>
-              <w:fldChar w:fldCharType="end"/>
-            </w:r>
-          </w:hyperlink>
-        </w:p>
-        <w:p>
-          <w:pPr>
-            <w:pStyle w:val="TOC3"/>
-            <w:tabs>
-              <w:tab w:val="right" w:leader="dot" w:pos="9350"/>
-            </w:tabs>
-            <w:rPr>
-              <w:rFonts w:eastAsiaTheme="minorEastAsia" w:cstheme="minorBidi"/>
-              <w:noProof/>
-              <w:sz w:val="24"/>
-            </w:rPr>
-          </w:pPr>
-          <w:hyperlink w:anchor="_Toc237333999" w:history="1">
-            <w:r>
-              <w:rPr>
-                <w:rStyle w:val="Hyperlink"/>
-                <w:noProof/>
-              </w:rPr>
-              <w:t>Reference Documents</w:t>
-            </w:r>
-            <w:r>
-              <w:rPr>
-                <w:noProof/>
-                <w:webHidden/>
-              </w:rPr>
-              <w:tab/>
-              <w:fldChar w:fldCharType="begin"/>
-              <w:instrText xml:space="preserve"> PAGEREF _Toc237333999 \h </w:instrText>
-              <w:fldChar w:fldCharType="separate"/>
-              <w:t>20</w:t>
               <w:fldChar w:fldCharType="end"/>
             </w:r>
           </w:hyperlink>
@@ -1218,9 +1501,10 @@
               <w:bCs w:val="0"/>
               <w:noProof/>
               <w:sz w:val="24"/>
+              <w:lang w:val="en-PK" w:eastAsia="en-GB"/>
             </w:rPr>
           </w:pPr>
-          <w:hyperlink w:anchor="_Toc237334000" w:history="1">
+          <w:hyperlink w:anchor="_Toc237396733" w:history="1">
             <w:r>
               <w:rPr>
                 <w:rStyle w:val="Hyperlink"/>
@@ -1234,10 +1518,46 @@
                 <w:webHidden/>
               </w:rPr>
               <w:tab/>
+            </w:r>
+            <w:r>
+              <w:rPr>
+                <w:noProof/>
+                <w:webHidden/>
+              </w:rPr>
               <w:fldChar w:fldCharType="begin"/>
-              <w:instrText xml:space="preserve"> PAGEREF _Toc237334000 \h </w:instrText>
+            </w:r>
+            <w:r>
+              <w:rPr>
+                <w:noProof/>
+                <w:webHidden/>
+              </w:rPr>
+              <w:instrText xml:space="preserve"> PAGEREF _Toc237396733 \h </w:instrText>
+            </w:r>
+            <w:r>
+              <w:rPr>
+                <w:noProof/>
+                <w:webHidden/>
+              </w:rPr>
+            </w:r>
+            <w:r>
+              <w:rPr>
+                <w:noProof/>
+                <w:webHidden/>
+              </w:rPr>
               <w:fldChar w:fldCharType="separate"/>
-              <w:t>22</w:t>
+            </w:r>
+            <w:r>
+              <w:rPr>
+                <w:noProof/>
+                <w:webHidden/>
+              </w:rPr>
+              <w:t>17</w:t>
+            </w:r>
+            <w:r>
+              <w:rPr>
+                <w:noProof/>
+                <w:webHidden/>
+              </w:rPr>
               <w:fldChar w:fldCharType="end"/>
             </w:r>
           </w:hyperlink>
@@ -1252,9 +1572,10 @@
               <w:rFonts w:eastAsiaTheme="minorEastAsia" w:cstheme="minorBidi"/>
               <w:noProof/>
               <w:sz w:val="24"/>
+              <w:lang w:val="en-PK" w:eastAsia="en-GB"/>
             </w:rPr>
           </w:pPr>
-          <w:hyperlink w:anchor="_Toc237334001" w:history="1">
+          <w:hyperlink w:anchor="_Toc237396734" w:history="1">
             <w:r>
               <w:rPr>
                 <w:rStyle w:val="Hyperlink"/>
@@ -1268,10 +1589,46 @@
                 <w:webHidden/>
               </w:rPr>
               <w:tab/>
+            </w:r>
+            <w:r>
+              <w:rPr>
+                <w:noProof/>
+                <w:webHidden/>
+              </w:rPr>
               <w:fldChar w:fldCharType="begin"/>
-              <w:instrText xml:space="preserve"> PAGEREF _Toc237334001 \h </w:instrText>
+            </w:r>
+            <w:r>
+              <w:rPr>
+                <w:noProof/>
+                <w:webHidden/>
+              </w:rPr>
+              <w:instrText xml:space="preserve"> PAGEREF _Toc237396734 \h </w:instrText>
+            </w:r>
+            <w:r>
+              <w:rPr>
+                <w:noProof/>
+                <w:webHidden/>
+              </w:rPr>
+            </w:r>
+            <w:r>
+              <w:rPr>
+                <w:noProof/>
+                <w:webHidden/>
+              </w:rPr>
               <w:fldChar w:fldCharType="separate"/>
-              <w:t>22</w:t>
+            </w:r>
+            <w:r>
+              <w:rPr>
+                <w:noProof/>
+                <w:webHidden/>
+              </w:rPr>
+              <w:t>17</w:t>
+            </w:r>
+            <w:r>
+              <w:rPr>
+                <w:noProof/>
+                <w:webHidden/>
+              </w:rPr>
               <w:fldChar w:fldCharType="end"/>
             </w:r>
           </w:hyperlink>
@@ -1286,9 +1643,10 @@
               <w:rFonts w:eastAsiaTheme="minorEastAsia" w:cstheme="minorBidi"/>
               <w:noProof/>
               <w:sz w:val="24"/>
+              <w:lang w:val="en-PK" w:eastAsia="en-GB"/>
             </w:rPr>
           </w:pPr>
-          <w:hyperlink w:anchor="_Toc237334002" w:history="1">
+          <w:hyperlink w:anchor="_Toc237396735" w:history="1">
             <w:r>
               <w:rPr>
                 <w:rStyle w:val="Hyperlink"/>
@@ -1302,10 +1660,46 @@
                 <w:webHidden/>
               </w:rPr>
               <w:tab/>
+            </w:r>
+            <w:r>
+              <w:rPr>
+                <w:noProof/>
+                <w:webHidden/>
+              </w:rPr>
               <w:fldChar w:fldCharType="begin"/>
-              <w:instrText xml:space="preserve"> PAGEREF _Toc237334002 \h </w:instrText>
+            </w:r>
+            <w:r>
+              <w:rPr>
+                <w:noProof/>
+                <w:webHidden/>
+              </w:rPr>
+              <w:instrText xml:space="preserve"> PAGEREF _Toc237396735 \h </w:instrText>
+            </w:r>
+            <w:r>
+              <w:rPr>
+                <w:noProof/>
+                <w:webHidden/>
+              </w:rPr>
+            </w:r>
+            <w:r>
+              <w:rPr>
+                <w:noProof/>
+                <w:webHidden/>
+              </w:rPr>
               <w:fldChar w:fldCharType="separate"/>
-              <w:t>27</w:t>
+            </w:r>
+            <w:r>
+              <w:rPr>
+                <w:noProof/>
+                <w:webHidden/>
+              </w:rPr>
+              <w:t>26</w:t>
+            </w:r>
+            <w:r>
+              <w:rPr>
+                <w:noProof/>
+                <w:webHidden/>
+              </w:rPr>
               <w:fldChar w:fldCharType="end"/>
             </w:r>
           </w:hyperlink>
@@ -1320,9 +1714,10 @@
               <w:rFonts w:eastAsiaTheme="minorEastAsia" w:cstheme="minorBidi"/>
               <w:noProof/>
               <w:sz w:val="24"/>
+              <w:lang w:val="en-PK" w:eastAsia="en-GB"/>
             </w:rPr>
           </w:pPr>
-          <w:hyperlink w:anchor="_Toc237334003" w:history="1">
+          <w:hyperlink w:anchor="_Toc237396736" w:history="1">
             <w:r>
               <w:rPr>
                 <w:rStyle w:val="Hyperlink"/>
@@ -1336,10 +1731,46 @@
                 <w:webHidden/>
               </w:rPr>
               <w:tab/>
+            </w:r>
+            <w:r>
+              <w:rPr>
+                <w:noProof/>
+                <w:webHidden/>
+              </w:rPr>
               <w:fldChar w:fldCharType="begin"/>
-              <w:instrText xml:space="preserve"> PAGEREF _Toc237334003 \h </w:instrText>
+            </w:r>
+            <w:r>
+              <w:rPr>
+                <w:noProof/>
+                <w:webHidden/>
+              </w:rPr>
+              <w:instrText xml:space="preserve"> PAGEREF _Toc237396736 \h </w:instrText>
+            </w:r>
+            <w:r>
+              <w:rPr>
+                <w:noProof/>
+                <w:webHidden/>
+              </w:rPr>
+            </w:r>
+            <w:r>
+              <w:rPr>
+                <w:noProof/>
+                <w:webHidden/>
+              </w:rPr>
               <w:fldChar w:fldCharType="separate"/>
-              <w:t>30</w:t>
+            </w:r>
+            <w:r>
+              <w:rPr>
+                <w:noProof/>
+                <w:webHidden/>
+              </w:rPr>
+              <w:t>29</w:t>
+            </w:r>
+            <w:r>
+              <w:rPr>
+                <w:noProof/>
+                <w:webHidden/>
+              </w:rPr>
               <w:fldChar w:fldCharType="end"/>
             </w:r>
           </w:hyperlink>
@@ -1426,7 +1857,7 @@
           <w:bottom w:val="single" w:sz="6" w:space="1" w:color="auto"/>
         </w:pBdr>
       </w:pPr>
-      <w:bookmarkStart w:id="0" w:name="_Toc237333987"/>
+      <w:bookmarkStart w:id="0" w:name="_Toc237396723"/>
       <w:r>
         <w:t>Introduction</w:t>
       </w:r>
@@ -1451,7 +1882,7 @@
       <w:pPr>
         <w:pStyle w:val="H3Heading"/>
       </w:pPr>
-      <w:bookmarkStart w:id="1" w:name="_Toc237333988"/>
+      <w:bookmarkStart w:id="1" w:name="_Toc237396724"/>
       <w:r>
         <w:t>Motivation</w:t>
       </w:r>
@@ -1462,15 +1893,21 @@
         <w:pStyle w:val="BodyMedium"/>
       </w:pPr>
       <w:r>
-        <w:t>Entrepreneurs with world-class products often face an immediate digital barrier because the sales management tools currently available are either prohibitively expensive foreign platforms or fragmented legacy systems that are too complex to master quickly. This creates a restrictive environment where businesses lose critical momentum navigating technical friction instead of focusing on their core commercial goals.</w:t>
+        <w:t>Even businesses with excellent products often hit the same wall: the sales management tools on the market are either expensive foreign platforms or clunky legacy systems that take months to learn. This problem shows up in the numbers too — industry research shows field reps can lose a fifth or more of their week to admin and manual data entry instead of selling</w:t>
       </w:r>
+      <w:r>
+        <w:t xml:space="preserve">. </w:t>
+      </w:r>
+      <w:r>
+        <w:t>That's momentum businesses can't afford to lose while they're trying to grow.</w:t>
+      </w:r>
     </w:p>
     <w:p>
       <w:pPr>
         <w:pStyle w:val="BodyMedium"/>
       </w:pPr>
       <w:r>
-        <w:t>Furthermore, a reliance on external software introduces serious security risks and a total loss of data sovereignty. In the high-stakes field of sales management, the absence of a localized, secure, and intuitive engine means that vital business intelligence is often stored on foreign servers or lost in manual paperwork. There is an urgent need for a streamlined solution that allows Pakistani businesses to secure their data and optimize their sales workflows without the burden of unnecessary complexity or cost.</w:t>
+        <w:t>On top of that, relying on foreign-hosted software means sensitive sales data — customer lists, pricing, order history — sits on servers outside the country, with little local support if something goes wrong. Without a secure, easy-to-use, locally built alternative, businesses are left choosing between keeping their data close and keeping their operations efficient. Pakistani businesses need a solution that lets them do both, without the cost or complexity of importing a foreign platform.</w:t>
       </w:r>
     </w:p>
     <w:p>
@@ -1517,7 +1954,7 @@
             <w:pPr>
               <w:pStyle w:val="H3Heading"/>
             </w:pPr>
-            <w:bookmarkStart w:id="2" w:name="_Toc237333989"/>
+            <w:bookmarkStart w:id="2" w:name="_Toc237396725"/>
             <w:r>
               <w:t>Project Overview</w:t>
             </w:r>
@@ -1534,30 +1971,318 @@
               <w:pStyle w:val="BodyMedium"/>
             </w:pPr>
             <w:r>
-              <w:t>Konvert is a unified, AI-integrated sales ecosystem designed to synchronize field operations with strategic oversight, serving as the definitive automated backbone for Pakistani enterprises.</w:t>
-            </w:r>
-          </w:p>
-          <w:p>
-            <w:pPr>
-              <w:pStyle w:val="BodyMedium"/>
-            </w:pPr>
-            <w:r>
-              <w:t xml:space="preserve">Moving beyond the limitations of traditional, reactive tracking software, Konvert establishes a high-performance technical bridge between mobile field operations and centralized web infrastructures. The platform is specifically architected to manage and optimize a complex eight-tier organizational hierarchy, ensuring that data generated by Sales Representatives on the route is instantly synchronized with executive dashboards. By integrating directly with existing web management systems, such as the Almashreqs infrastructure, Konvert eliminates </w:t>
-              <w:lastRenderedPageBreak/>
-              <w:t>the fragmentation and data silos that lead to operational blind spots, establishing a real-time “Single Source of Truth” for the entire organization.</w:t>
-            </w:r>
-          </w:p>
-          <w:p>
-            <w:pPr>
-              <w:pStyle w:val="BodyMedium"/>
-            </w:pPr>
-          </w:p>
-          <w:p>
-            <w:pPr>
-              <w:pStyle w:val="BodyMedium"/>
-            </w:pPr>
-            <w:r>
-              <w:t>The core of the system is a proactive intelligence engine that utilizes machine learning and advanced APIs to drive ROI through live route tracking, automated tour planning, and AI-driven performance forecasting. These predictive capabilities allow businesses to transition from defensive error-correction to proactive growth, accurately identifying future scalability and market trends. Designed for total enterprise scalability from burgeoning startups to massive distributors, the system automates mundane sales tasks and reduces operational costs while safeguarding national data sovereignty, standing as a secure domestic engine designed to empower the Pakistani workforce and catalyze national economic independence.</w:t>
+              <w:t>Konvert is a single, AI-powered sales platform that connects what's happening in the field with what leadership sees on their dashboards — built to be the operational backbone for Pakistani enterprises.</w:t>
+            </w:r>
+          </w:p>
+          <w:p>
+            <w:pPr>
+              <w:pStyle w:val="BodyMedium"/>
+            </w:pPr>
+            <w:r>
+              <w:t xml:space="preserve">Where older tracking tools are reactive and slow to update, Konvert closes the gap between mobile field work and the web systems your business already runs on. It's built to handle organizations with up to eight management tiers, so the moment a sales rep logs a visit on the road, it's visible on the right dashboard — no waiting, no re-entry. By connecting directly to your existing systems, including the </w:t>
+            </w:r>
+            <w:proofErr w:type="spellStart"/>
+            <w:r>
+              <w:t>Almashreq</w:t>
+            </w:r>
+            <w:proofErr w:type="spellEnd"/>
+            <w:r>
+              <w:t xml:space="preserve"> infrastructure, Konvert removes the data silos that create blind spots and gives the whole organization one real-time, trustworthy source of truth.</w:t>
+            </w:r>
+          </w:p>
+          <w:p>
+            <w:pPr>
+              <w:pStyle w:val="BodyMedium"/>
+            </w:pPr>
+          </w:p>
+          <w:p>
+            <w:pPr>
+              <w:pStyle w:val="BodyMedium"/>
+            </w:pPr>
+            <w:r>
+              <w:t>At its core, Konvert uses machine learning to turn field activity into forward-looking insight — live route tracking, automated tour planning, and AI-driven performance forecasting that help you catch problems before they cost you money, instead of after. The platform is built to scale, from a growing startup to a large distributor with hundreds of reps in the field, automating routine sales tasks and cutting operational costs along the way. And because it's built and hosted locally, your commercial data stays under your control.</w:t>
+            </w:r>
+          </w:p>
+          <w:p>
+            <w:pPr>
+              <w:pStyle w:val="BodyMedium"/>
+            </w:pPr>
+            <w:r>
+              <w:rPr>
+                <w:noProof/>
+              </w:rPr>
+              <w:drawing>
+                <wp:inline distT="0" distB="0" distL="0" distR="0" wp14:anchorId="7838DB82" wp14:editId="40D7CA06">
+                  <wp:extent cx="1002182" cy="2181072"/>
+                  <wp:effectExtent l="0" t="0" r="7620" b="0"/>
+                  <wp:docPr id="1880632387" name="Picture 1"/>
+                  <wp:cNvGraphicFramePr>
+                    <a:graphicFrameLocks xmlns:a="http://schemas.openxmlformats.org/drawingml/2006/main" noChangeAspect="1"/>
+                  </wp:cNvGraphicFramePr>
+                  <a:graphic xmlns:a="http://schemas.openxmlformats.org/drawingml/2006/main">
+                    <a:graphicData uri="http://schemas.openxmlformats.org/drawingml/2006/picture">
+                      <pic:pic xmlns:pic="http://schemas.openxmlformats.org/drawingml/2006/picture">
+                        <pic:nvPicPr>
+                          <pic:cNvPr id="0" name="Picture 1"/>
+                          <pic:cNvPicPr>
+                            <a:picLocks noChangeAspect="1" noChangeArrowheads="1"/>
+                          </pic:cNvPicPr>
+                        </pic:nvPicPr>
+                        <pic:blipFill>
+                          <a:blip r:embed="rId13" cstate="print">
+                            <a:extLst>
+                              <a:ext uri="{28A0092B-C50C-407E-A947-70E740481C1C}">
+                                <a14:useLocalDpi xmlns:a14="http://schemas.microsoft.com/office/drawing/2010/main" val="0"/>
+                              </a:ext>
+                            </a:extLst>
+                          </a:blip>
+                          <a:srcRect/>
+                          <a:stretch>
+                            <a:fillRect/>
+                          </a:stretch>
+                        </pic:blipFill>
+                        <pic:spPr bwMode="auto">
+                          <a:xfrm>
+                            <a:off x="0" y="0"/>
+                            <a:ext cx="1014089" cy="2206985"/>
+                          </a:xfrm>
+                          <a:prstGeom prst="rect">
+                            <a:avLst/>
+                          </a:prstGeom>
+                          <a:noFill/>
+                          <a:ln>
+                            <a:noFill/>
+                          </a:ln>
+                        </pic:spPr>
+                      </pic:pic>
+                    </a:graphicData>
+                  </a:graphic>
+                </wp:inline>
+              </w:drawing>
+            </w:r>
+            <w:r>
+              <w:t xml:space="preserve">      </w:t>
+            </w:r>
+            <w:r>
+              <w:rPr>
+                <w:noProof/>
+              </w:rPr>
+              <w:drawing>
+                <wp:inline distT="0" distB="0" distL="0" distR="0" wp14:anchorId="191AF0F0" wp14:editId="69A6D8CB">
+                  <wp:extent cx="994461" cy="2164269"/>
+                  <wp:effectExtent l="0" t="0" r="0" b="7620"/>
+                  <wp:docPr id="239458325" name="Picture 3"/>
+                  <wp:cNvGraphicFramePr>
+                    <a:graphicFrameLocks xmlns:a="http://schemas.openxmlformats.org/drawingml/2006/main" noChangeAspect="1"/>
+                  </wp:cNvGraphicFramePr>
+                  <a:graphic xmlns:a="http://schemas.openxmlformats.org/drawingml/2006/main">
+                    <a:graphicData uri="http://schemas.openxmlformats.org/drawingml/2006/picture">
+                      <pic:pic xmlns:pic="http://schemas.openxmlformats.org/drawingml/2006/picture">
+                        <pic:nvPicPr>
+                          <pic:cNvPr id="0" name="Picture 3"/>
+                          <pic:cNvPicPr>
+                            <a:picLocks noChangeAspect="1" noChangeArrowheads="1"/>
+                          </pic:cNvPicPr>
+                        </pic:nvPicPr>
+                        <pic:blipFill>
+                          <a:blip r:embed="rId14" cstate="print">
+                            <a:extLst>
+                              <a:ext uri="{28A0092B-C50C-407E-A947-70E740481C1C}">
+                                <a14:useLocalDpi xmlns:a14="http://schemas.microsoft.com/office/drawing/2010/main" val="0"/>
+                              </a:ext>
+                            </a:extLst>
+                          </a:blip>
+                          <a:srcRect/>
+                          <a:stretch>
+                            <a:fillRect/>
+                          </a:stretch>
+                        </pic:blipFill>
+                        <pic:spPr bwMode="auto">
+                          <a:xfrm>
+                            <a:off x="0" y="0"/>
+                            <a:ext cx="1003077" cy="2183021"/>
+                          </a:xfrm>
+                          <a:prstGeom prst="rect">
+                            <a:avLst/>
+                          </a:prstGeom>
+                          <a:noFill/>
+                          <a:ln>
+                            <a:noFill/>
+                          </a:ln>
+                        </pic:spPr>
+                      </pic:pic>
+                    </a:graphicData>
+                  </a:graphic>
+                </wp:inline>
+              </w:drawing>
+            </w:r>
+            <w:r>
+              <w:t xml:space="preserve">       </w:t>
+            </w:r>
+            <w:r>
+              <w:rPr>
+                <w:noProof/>
+              </w:rPr>
+              <w:drawing>
+                <wp:inline distT="0" distB="0" distL="0" distR="0" wp14:anchorId="2D1A48A5" wp14:editId="20FB743C">
+                  <wp:extent cx="987171" cy="2148401"/>
+                  <wp:effectExtent l="0" t="0" r="3810" b="4445"/>
+                  <wp:docPr id="1872023015" name="Picture 5"/>
+                  <wp:cNvGraphicFramePr>
+                    <a:graphicFrameLocks xmlns:a="http://schemas.openxmlformats.org/drawingml/2006/main" noChangeAspect="1"/>
+                  </wp:cNvGraphicFramePr>
+                  <a:graphic xmlns:a="http://schemas.openxmlformats.org/drawingml/2006/main">
+                    <a:graphicData uri="http://schemas.openxmlformats.org/drawingml/2006/picture">
+                      <pic:pic xmlns:pic="http://schemas.openxmlformats.org/drawingml/2006/picture">
+                        <pic:nvPicPr>
+                          <pic:cNvPr id="0" name="Picture 5"/>
+                          <pic:cNvPicPr>
+                            <a:picLocks noChangeAspect="1" noChangeArrowheads="1"/>
+                          </pic:cNvPicPr>
+                        </pic:nvPicPr>
+                        <pic:blipFill>
+                          <a:blip r:embed="rId15" cstate="print">
+                            <a:extLst>
+                              <a:ext uri="{28A0092B-C50C-407E-A947-70E740481C1C}">
+                                <a14:useLocalDpi xmlns:a14="http://schemas.microsoft.com/office/drawing/2010/main" val="0"/>
+                              </a:ext>
+                            </a:extLst>
+                          </a:blip>
+                          <a:srcRect/>
+                          <a:stretch>
+                            <a:fillRect/>
+                          </a:stretch>
+                        </pic:blipFill>
+                        <pic:spPr bwMode="auto">
+                          <a:xfrm>
+                            <a:off x="0" y="0"/>
+                            <a:ext cx="994016" cy="2163297"/>
+                          </a:xfrm>
+                          <a:prstGeom prst="rect">
+                            <a:avLst/>
+                          </a:prstGeom>
+                          <a:noFill/>
+                          <a:ln>
+                            <a:noFill/>
+                          </a:ln>
+                        </pic:spPr>
+                      </pic:pic>
+                    </a:graphicData>
+                  </a:graphic>
+                </wp:inline>
+              </w:drawing>
+            </w:r>
+            <w:r>
+              <w:t xml:space="preserve">      </w:t>
+            </w:r>
+            <w:r>
+              <w:rPr>
+                <w:noProof/>
+              </w:rPr>
+              <w:drawing>
+                <wp:inline distT="0" distB="0" distL="0" distR="0" wp14:anchorId="26E0352D" wp14:editId="3414E755">
+                  <wp:extent cx="989248" cy="2152921"/>
+                  <wp:effectExtent l="0" t="0" r="1905" b="0"/>
+                  <wp:docPr id="567463226" name="Picture 4"/>
+                  <wp:cNvGraphicFramePr>
+                    <a:graphicFrameLocks xmlns:a="http://schemas.openxmlformats.org/drawingml/2006/main" noChangeAspect="1"/>
+                  </wp:cNvGraphicFramePr>
+                  <a:graphic xmlns:a="http://schemas.openxmlformats.org/drawingml/2006/main">
+                    <a:graphicData uri="http://schemas.openxmlformats.org/drawingml/2006/picture">
+                      <pic:pic xmlns:pic="http://schemas.openxmlformats.org/drawingml/2006/picture">
+                        <pic:nvPicPr>
+                          <pic:cNvPr id="0" name="Picture 4"/>
+                          <pic:cNvPicPr>
+                            <a:picLocks noChangeAspect="1" noChangeArrowheads="1"/>
+                          </pic:cNvPicPr>
+                        </pic:nvPicPr>
+                        <pic:blipFill>
+                          <a:blip r:embed="rId16" cstate="print">
+                            <a:extLst>
+                              <a:ext uri="{28A0092B-C50C-407E-A947-70E740481C1C}">
+                                <a14:useLocalDpi xmlns:a14="http://schemas.microsoft.com/office/drawing/2010/main" val="0"/>
+                              </a:ext>
+                            </a:extLst>
+                          </a:blip>
+                          <a:srcRect/>
+                          <a:stretch>
+                            <a:fillRect/>
+                          </a:stretch>
+                        </pic:blipFill>
+                        <pic:spPr bwMode="auto">
+                          <a:xfrm>
+                            <a:off x="0" y="0"/>
+                            <a:ext cx="1007245" cy="2192088"/>
+                          </a:xfrm>
+                          <a:prstGeom prst="rect">
+                            <a:avLst/>
+                          </a:prstGeom>
+                          <a:noFill/>
+                          <a:ln>
+                            <a:noFill/>
+                          </a:ln>
+                        </pic:spPr>
+                      </pic:pic>
+                    </a:graphicData>
+                  </a:graphic>
+                </wp:inline>
+              </w:drawing>
+            </w:r>
+            <w:r>
+              <w:t xml:space="preserve">     </w:t>
+            </w:r>
+            <w:r>
+              <w:rPr>
+                <w:noProof/>
+              </w:rPr>
+              <w:drawing>
+                <wp:inline distT="0" distB="0" distL="0" distR="0" wp14:anchorId="2B48A0F9" wp14:editId="5D76DD4E">
+                  <wp:extent cx="984885" cy="2143426"/>
+                  <wp:effectExtent l="0" t="0" r="5715" b="9525"/>
+                  <wp:docPr id="908109577" name="Picture 2"/>
+                  <wp:cNvGraphicFramePr>
+                    <a:graphicFrameLocks xmlns:a="http://schemas.openxmlformats.org/drawingml/2006/main" noChangeAspect="1"/>
+                  </wp:cNvGraphicFramePr>
+                  <a:graphic xmlns:a="http://schemas.openxmlformats.org/drawingml/2006/main">
+                    <a:graphicData uri="http://schemas.openxmlformats.org/drawingml/2006/picture">
+                      <pic:pic xmlns:pic="http://schemas.openxmlformats.org/drawingml/2006/picture">
+                        <pic:nvPicPr>
+                          <pic:cNvPr id="0" name="Picture 2"/>
+                          <pic:cNvPicPr>
+                            <a:picLocks noChangeAspect="1" noChangeArrowheads="1"/>
+                          </pic:cNvPicPr>
+                        </pic:nvPicPr>
+                        <pic:blipFill>
+                          <a:blip r:embed="rId17" cstate="print">
+                            <a:extLst>
+                              <a:ext uri="{28A0092B-C50C-407E-A947-70E740481C1C}">
+                                <a14:useLocalDpi xmlns:a14="http://schemas.microsoft.com/office/drawing/2010/main" val="0"/>
+                              </a:ext>
+                            </a:extLst>
+                          </a:blip>
+                          <a:srcRect/>
+                          <a:stretch>
+                            <a:fillRect/>
+                          </a:stretch>
+                        </pic:blipFill>
+                        <pic:spPr bwMode="auto">
+                          <a:xfrm>
+                            <a:off x="0" y="0"/>
+                            <a:ext cx="994167" cy="2163626"/>
+                          </a:xfrm>
+                          <a:prstGeom prst="rect">
+                            <a:avLst/>
+                          </a:prstGeom>
+                          <a:noFill/>
+                          <a:ln>
+                            <a:noFill/>
+                          </a:ln>
+                        </pic:spPr>
+                      </pic:pic>
+                    </a:graphicData>
+                  </a:graphic>
+                </wp:inline>
+              </w:drawing>
             </w:r>
           </w:p>
         </w:tc>
@@ -1568,6 +2293,10 @@
         <w:pStyle w:val="H6Heading"/>
         <w:spacing w:after="0" w:line="240" w:lineRule="auto"/>
       </w:pPr>
+      <w:r>
+        <w:lastRenderedPageBreak/>
+        <w:t xml:space="preserve"> </w:t>
+      </w:r>
     </w:p>
     <w:p>
       <w:pPr>
@@ -1600,7 +2329,7 @@
       <w:pPr>
         <w:pStyle w:val="H3Heading"/>
       </w:pPr>
-      <w:bookmarkStart w:id="3" w:name="_Toc237333990"/>
+      <w:bookmarkStart w:id="3" w:name="_Toc237396726"/>
       <w:r>
         <w:t>Problem Statement</w:t>
       </w:r>
@@ -1611,7 +2340,7 @@
         <w:pStyle w:val="BodyMedium"/>
       </w:pPr>
       <w:r>
-        <w:t>Pakistani enterprises are currently paralyzed by a digital deadlock, caught between obsolete regional systems that fail to function and global software giants that are impossible to afford.</w:t>
+        <w:t>Pakistani enterprises are stuck between two bad options: outdated regional systems that don't keep up, and global software giants priced far beyond local budgets.</w:t>
       </w:r>
     </w:p>
     <w:p>
@@ -1619,7 +2348,7 @@
         <w:pStyle w:val="BodyMedium"/>
       </w:pPr>
       <w:r>
-        <w:t xml:space="preserve">The reliance on fragmented, foreign legacy software has created a critical deficit in data integrity, security, and operational oversight. Organizations are forced to navigate a dual-threat landscape: </w:t>
+        <w:t xml:space="preserve">Depending on fragmented, foreign, or legacy software leaves real gaps in data accuracy, security, and day-to-day oversight. Businesses are left choosing between two flawed paths: </w:t>
       </w:r>
     </w:p>
     <w:p>
@@ -1658,7 +2387,19 @@
               <w:pStyle w:val="BodyMedium"/>
             </w:pPr>
             <w:r>
-              <w:t>regional platforms like SanSFE offer a broken user experience and a total lack of synchronization with central systems (like Almashreqs), leading to massive data loss</w:t>
+              <w:t xml:space="preserve">regional platforms like SanSFE come with a clunky user experience and no real </w:t>
+            </w:r>
+            <w:r>
+              <w:lastRenderedPageBreak/>
+              <w:t xml:space="preserve">synchronization with central systems like </w:t>
+            </w:r>
+            <w:proofErr w:type="spellStart"/>
+            <w:r>
+              <w:t>Almashreq</w:t>
+            </w:r>
+            <w:proofErr w:type="spellEnd"/>
+            <w:r>
+              <w:t>, so data gets lost or delayed</w:t>
             </w:r>
           </w:p>
         </w:tc>
@@ -1674,6 +2415,7 @@
               <w:pStyle w:val="H5Heading"/>
             </w:pPr>
             <w:r>
+              <w:lastRenderedPageBreak/>
               <w:t>On the other hand,</w:t>
             </w:r>
           </w:p>
@@ -1682,7 +2424,11 @@
               <w:pStyle w:val="BodyMedium"/>
             </w:pPr>
             <w:r>
-              <w:t>world-class solutions like Salesforce or HubSpot remain financially out of reach and operationally over-engineered for the local market.</w:t>
+              <w:t xml:space="preserve">world-class platforms like Salesforce or HubSpot are priced out of reach and built </w:t>
+            </w:r>
+            <w:r>
+              <w:lastRenderedPageBreak/>
+              <w:t>with far more complexity than most local teams need.</w:t>
             </w:r>
           </w:p>
         </w:tc>
@@ -1699,9 +2445,7 @@
         <w:jc w:val="both"/>
       </w:pPr>
       <w:r>
-        <w:t xml:space="preserve">This informational asymmetry and a total lack of bi-directional synchronization between field apps and central databases result in reporting error margins often exceeding 20%. This failure to </w:t>
-        <w:lastRenderedPageBreak/>
-        <w:t>align an eight-tier hierarchy leads to significant operational leakage and strategic pivots based on obsolete data, causing the systemic erosion of market share and net profitability.</w:t>
+        <w:t>This gap between what's happening in the field and what head office sees is a well-documented industry problem: SPOTIO's 2026 State of Field Sales report found reps typically lose a fifth to a quarter of their week to admin and manual data entry alone — time not spent selling, and data that often arrives late or incomplete. In a multi-tier organization, that delay compounds at every layer, leading to decisions based on outdated numbers and, ultimately, lost market share and margin.</w:t>
       </w:r>
     </w:p>
     <w:p>
@@ -1715,7 +2459,7 @@
         <w:pStyle w:val="BodyMedium"/>
       </w:pPr>
       <w:r>
-        <w:t>The critical bottlenecks necessitating an immediate solution include:</w:t>
+        <w:t>The bottlenecks that make an immediate solution necessary:</w:t>
       </w:r>
     </w:p>
     <w:tbl>
@@ -1776,7 +2520,7 @@
               <w:pStyle w:val="BodyMedium"/>
             </w:pPr>
             <w:r>
-              <w:t>The absence of bi-directional sync between mobile field apps and web databases creates a high-stakes environment of record inconsistencies and redundant double-work.</w:t>
+              <w:t>Without two-way sync between mobile apps and web databases, records fall out of alignment and teams end up doing the same work twice.</w:t>
             </w:r>
           </w:p>
         </w:tc>
@@ -1821,7 +2565,7 @@
               <w:pStyle w:val="BodyMedium"/>
             </w:pPr>
             <w:r>
-              <w:t>A lack of localized, AI-driven route optimization and tour planning forces field representatives into inefficient workflows, resulting in massive resource wastage.</w:t>
+              <w:t>Without AI-driven route planning built for local terrain and territories, reps end up following inefficient routes, wasting time, fuel, and coverage.</w:t>
             </w:r>
           </w:p>
         </w:tc>
@@ -1866,7 +2610,7 @@
               <w:pStyle w:val="BodyMedium"/>
             </w:pPr>
             <w:r>
-              <w:t>Executive leadership (from Managers to the CEO) is forced to operate without real-time visibility or predictive performance forecasting, leading to reactive rather than proactive management.</w:t>
+              <w:t>Without real-time visibility or forecasting, leadership — from managers to the CEO — ends up reacting to problems instead of getting ahead of them.</w:t>
             </w:r>
           </w:p>
         </w:tc>
@@ -1911,7 +2655,7 @@
               <w:pStyle w:val="BodyMedium"/>
             </w:pPr>
             <w:r>
-              <w:t>Entrusting national commercial intelligence to foreign servers creates deep-seated data-privacy vulnerabilities and long-term geopolitical risks.</w:t>
+              <w:t>Storing sensitive commercial data on foreign servers adds privacy risk and leaves businesses dependent on infrastructure outside their control.</w:t>
             </w:r>
           </w:p>
         </w:tc>
@@ -1932,6 +2676,7 @@
               <w:pStyle w:val="H5Heading"/>
             </w:pPr>
             <w:r>
+              <w:lastRenderedPageBreak/>
               <w:t>5.</w:t>
             </w:r>
           </w:p>
@@ -1956,7 +2701,7 @@
               <w:pStyle w:val="BodyMedium"/>
             </w:pPr>
             <w:r>
-              <w:t>Prohibitive foreign subscription costs and steep learning curves ensure that local startups and SMEs remain technologically underdeveloped.</w:t>
+              <w:t>High foreign subscription costs and steep learning curves keep many local startups and SMEs locked out of modern sales technology altogether.</w:t>
             </w:r>
           </w:p>
         </w:tc>
@@ -1972,9 +2717,7 @@
         <w:pStyle w:val="BodyMedium"/>
       </w:pPr>
       <w:r>
-        <w:t xml:space="preserve">Failure to solve these issues will result in a permanent technological dependency, where Pakistani businesses continue to bleed capital to foreign entities while operating on flawed data. Without a secure, domestic automated backbone, our industries will remain trapped in </w:t>
-        <w:lastRenderedPageBreak/>
-        <w:t>strategic blindness, unable to compete in a global economy that demands real-time intelligence and technological sovereignty.</w:t>
+        <w:t>Left unresolved, these problems keep Pakistani businesses paying foreign vendors for tools that don't fit the local market, while running on data they can't fully trust. A secure, homegrown platform gives local industries the real-time intelligence they need to compete on their own terms.</w:t>
       </w:r>
     </w:p>
     <w:p>
@@ -1994,7 +2737,7 @@
       <w:pPr>
         <w:pStyle w:val="BodyMedium"/>
       </w:pPr>
-      <w:hyperlink r:id="rId13" w:history="1">
+      <w:hyperlink r:id="rId18" w:history="1">
         <w:r>
           <w:rPr>
             <w:rStyle w:val="Hyperlink"/>
@@ -2007,7 +2750,7 @@
       <w:pPr>
         <w:pStyle w:val="BodyMedium"/>
       </w:pPr>
-      <w:hyperlink r:id="rId14" w:history="1">
+      <w:hyperlink r:id="rId19" w:history="1">
         <w:r>
           <w:rPr>
             <w:rStyle w:val="Hyperlink"/>
@@ -2021,12 +2764,34 @@
         <w:pStyle w:val="BodyMedium"/>
         <w:jc w:val="both"/>
       </w:pPr>
-      <w:hyperlink r:id="rId15" w:history="1">
+      <w:hyperlink r:id="rId20" w:history="1">
+        <w:proofErr w:type="spellStart"/>
         <w:r>
           <w:rPr>
             <w:rStyle w:val="Hyperlink"/>
           </w:rPr>
-          <w:t>MarketsandMarkets: The ROI Gap Analysis (via MeetRep)</w:t>
+          <w:t>MarketsandMarkets</w:t>
+        </w:r>
+        <w:proofErr w:type="spellEnd"/>
+        <w:r>
+          <w:rPr>
+            <w:rStyle w:val="Hyperlink"/>
+          </w:rPr>
+          <w:t xml:space="preserve">: The ROI Gap Analysis (via </w:t>
+        </w:r>
+        <w:proofErr w:type="spellStart"/>
+        <w:r>
+          <w:rPr>
+            <w:rStyle w:val="Hyperlink"/>
+          </w:rPr>
+          <w:t>MeetRep</w:t>
+        </w:r>
+        <w:proofErr w:type="spellEnd"/>
+        <w:r>
+          <w:rPr>
+            <w:rStyle w:val="Hyperlink"/>
+          </w:rPr>
+          <w:t>)</w:t>
         </w:r>
       </w:hyperlink>
     </w:p>
@@ -2061,7 +2826,7 @@
       <w:pPr>
         <w:pStyle w:val="H3Heading"/>
       </w:pPr>
-      <w:bookmarkStart w:id="4" w:name="_Toc237333991"/>
+      <w:bookmarkStart w:id="4" w:name="_Toc237396727"/>
       <w:r>
         <w:t>Objectives:</w:t>
       </w:r>
@@ -2072,7 +2837,7 @@
         <w:pStyle w:val="BodyMedium"/>
       </w:pPr>
       <w:r>
-        <w:t>Our objective is to develop the definitive automated backbone for Pakistani businesses, transforming fragmented field data into a synchronized engine for strategic growth and national economic resilience. To achieve the following strategic and technical milestones:</w:t>
+        <w:t>Our objective is to build the go-to automated backbone for Pakistani sales teams, turning scattered field data into one connected engine for growth. To get there, we're focused on six milestones:</w:t>
       </w:r>
     </w:p>
     <w:tbl>
@@ -2107,6 +2872,7 @@
               <w:pStyle w:val="H5Heading"/>
             </w:pPr>
             <w:r>
+              <w:lastRenderedPageBreak/>
               <w:t>1. Establish Absolute Data Synchronization</w:t>
             </w:r>
           </w:p>
@@ -2115,7 +2881,7 @@
               <w:pStyle w:val="BodyMedium"/>
             </w:pPr>
             <w:r>
-              <w:t>To engineer a unified, bi-directional engine that bridges the gap between field-level mobile applications and central web databases, ensuring a “single source of truth” across all organizational tiers.</w:t>
+              <w:t>Build a two-way sync engine that connects field apps directly to central web databases, so every tier of the organization works from one single source of truth.</w:t>
             </w:r>
           </w:p>
         </w:tc>
@@ -2140,7 +2906,7 @@
               <w:pStyle w:val="BodyMedium"/>
             </w:pPr>
             <w:r>
-              <w:t>To dismantle management overload by automating administrative sales tasks, reporting cycles, and inventory tracking, allowing leaders to shift from manual oversight to strategic growth.</w:t>
+              <w:t>Take the admin burden off managers by automating routine sales tasks, reporting cycles, and inventory tracking, freeing them to focus on strategy instead of paperwork.</w:t>
             </w:r>
           </w:p>
         </w:tc>
@@ -2163,7 +2929,6 @@
               <w:pStyle w:val="H5Heading"/>
             </w:pPr>
             <w:r>
-              <w:lastRenderedPageBreak/>
               <w:t>3. Optimize Operational Intelligence via AI</w:t>
             </w:r>
           </w:p>
@@ -2172,7 +2937,7 @@
               <w:pStyle w:val="BodyMedium"/>
             </w:pPr>
             <w:r>
-              <w:t>To deploy AI-driven performance analytics and future forecasting modules that transform raw field data into actionable predictions and scalable roadmaps.</w:t>
+              <w:t>Use AI-driven analytics and forecasting to turn raw field data into clear, actionable predictions that support smarter planning.</w:t>
             </w:r>
           </w:p>
         </w:tc>
@@ -2198,7 +2963,7 @@
               <w:pStyle w:val="BodyMedium"/>
             </w:pPr>
             <w:r>
-              <w:t>To increase the Return on Investment (ROI) for Pakistani enterprises by providing elite-tier route optimization and tour planning features at a fraction of the cost of foreign alternatives.</w:t>
+              <w:t>Improve ROI for Pakistani enterprises with top-tier route optimization and tour planning, at a fraction of what foreign alternatives cost.</w:t>
             </w:r>
           </w:p>
         </w:tc>
@@ -2228,7 +2993,7 @@
               <w:pStyle w:val="BodyMedium"/>
             </w:pPr>
             <w:r>
-              <w:t>To develop a secure, domestic business management environment that keeps critical commercial intelligence within Pakistan's borders, mitigating geopolitical and privacy risks.</w:t>
+              <w:t>Deliver a secure, locally hosted platform that keeps commercial data within Pakistan, reducing privacy and third-party risk.</w:t>
             </w:r>
           </w:p>
         </w:tc>
@@ -2253,7 +3018,7 @@
               <w:pStyle w:val="BodyMedium"/>
             </w:pPr>
             <w:r>
-              <w:t>To build a flexible architecture that empowers businesses of all sizes from burgeoning startups to massive eight-tier distributors---to scale their operations without technical friction.</w:t>
+              <w:t>Build a flexible architecture that lets businesses of any size — from early-stage startups to large, multi-tier distributors — scale up without technical growing pains.</w:t>
             </w:r>
           </w:p>
         </w:tc>
@@ -2269,7 +3034,7 @@
         <w:pStyle w:val="BodyMedium"/>
       </w:pPr>
       <w:r>
-        <w:t>We aim to revolutionize the way businesses operate in Pakistan by transforming sales management from a manual, high-friction chore into a proactive, data-driven engine. By providing an elite-tier technical infrastructure that is intuitive and affordable, we empower local industries to scale rapidly and maintain strategic momentum without relying on flawed or inaccessible foreign software.</w:t>
+        <w:t>Our aim is to change how sales teams operate in Pakistan — turning sales management from a manual, high-friction chore into a proactive, data-driven engine. With infrastructure that's both intuitive and affordable, local businesses can scale quickly and keep their momentum, without depending on foreign software that doesn't fit their needs.</w:t>
       </w:r>
     </w:p>
     <w:p>
@@ -2324,7 +3089,7 @@
           <w:bottom w:val="single" w:sz="6" w:space="1" w:color="auto"/>
         </w:pBdr>
       </w:pPr>
-      <w:bookmarkStart w:id="5" w:name="_Toc237333992"/>
+      <w:bookmarkStart w:id="5" w:name="_Toc237396728"/>
       <w:r>
         <w:t>Domain Analysis</w:t>
       </w:r>
@@ -2348,7 +3113,7 @@
       <w:pPr>
         <w:pStyle w:val="H3Heading"/>
       </w:pPr>
-      <w:bookmarkStart w:id="6" w:name="_Toc237333993"/>
+      <w:bookmarkStart w:id="6" w:name="_Toc237396729"/>
       <w:r>
         <w:t>Customer Analysis:</w:t>
       </w:r>
@@ -2359,7 +3124,7 @@
         <w:pStyle w:val="BodyMedium"/>
       </w:pPr>
       <w:r>
-        <w:t>The success of Konvert depends on a granular understanding of the customers who will utilize this engine as their automated backbone. Our analysis identifies two primary enterprise segments and three distinct user archetypes.</w:t>
+        <w:t>Konvert's success starts with understanding exactly who will use it day to day. Our research points to two core enterprise segments and three distinct user types.</w:t>
       </w:r>
     </w:p>
     <w:p>
@@ -2434,7 +3199,7 @@
               <w:pStyle w:val="BodyMedium"/>
             </w:pPr>
             <w:r>
-              <w:t>These organizations manage massive operations characterized by an eight-tier hierarchy. Their primary pain point is informational asymmetry—where field data takes days to reach the executive level. For these customers, Konvert provides a unified environment that eliminates data silos and ensures that strategic decisions are based on real-time field intelligence rather than obsolete reports.</w:t>
+              <w:t>These organizations run large operations with up to eight layers of management. Their biggest pain point: field data can take days to reach the executive level. Konvert gives these customers one connected environment that closes that gap, so decisions are based on what's happening in the field right now, not last week's reports.</w:t>
             </w:r>
           </w:p>
           <w:p>
@@ -2481,7 +3246,7 @@
               <w:pStyle w:val="BodyMedium"/>
             </w:pPr>
             <w:r>
-              <w:t>SMEs represent the majority of the Pakistani business landscape but are often excluded from high-tier sales technology due to prohibitive costs. Konvert offers these customers a scalable, localized, and affordable alternative to global giants. This segment values the system's ability to automate mundane tasks, allowing them to grow their operations without a proportional increase in administrative overhead.</w:t>
+              <w:t>SMEs make up most of the Pakistani business landscape, but high costs usually keep them locked out of top-tier sales technology. Konvert gives them a locally built, affordable alternative to global platforms, one that scales with them. For this segment, the biggest win is automation: growing the business without growing the admin workload at the same rate.</w:t>
             </w:r>
           </w:p>
         </w:tc>
@@ -2604,7 +3369,7 @@
               <w:pStyle w:val="BodyMedium"/>
             </w:pPr>
             <w:r>
-              <w:t>Executives require high-level, actionable insights. They use the system to monitor national sales trends, evaluate regional performance, and utilize AI forecasting to plan future market expansions. Their goal is the protection of market share and the optimization of long-term ROI.</w:t>
+              <w:t>Executives need high-level, actionable insight, not raw data. They use Konvert to track national sales trends, compare regional performance, and use AI forecasting to plan expansion. Their goal: protect market share and get the best long-term ROI.</w:t>
             </w:r>
           </w:p>
           <w:p>
@@ -2674,7 +3439,7 @@
               <w:pStyle w:val="BodyMedium"/>
             </w:pPr>
             <w:r>
-              <w:t>Mid-level managers are responsible for team productivity. They rely on Konvert to dismantle management overload by utilizing automated reporting and real-time oversight. The system allows them to identify underperforming routes and provide data-driven coaching to their teams.</w:t>
+              <w:t>Managers are responsible for their team's productivity. Konvert takes the reporting burden off their plate with automated reports and real-time oversight, so they can spot underperforming routes early and coach their teams with real data.</w:t>
             </w:r>
           </w:p>
         </w:tc>
@@ -2736,7 +3501,7 @@
               <w:pStyle w:val="BodyMedium"/>
             </w:pPr>
             <w:r>
-              <w:t>The primary generators of data, field representatives require a tool that reduces administrative friction. They utilize the mobile interface for live route tracking, automated tour planning, and inventory management. For this archetype, the value lies in spending less time on paperwork and more time on active sales.</w:t>
+              <w:t>Field reps generate most of the data in the system, so they need a tool that gets out of their way. They use the mobile app for live route tracking, automated tour planning, and inventory management — the value for them is simple: less time on paperwork, more time selling.</w:t>
             </w:r>
           </w:p>
         </w:tc>
@@ -2783,7 +3548,6 @@
         <w:spacing w:after="0" w:line="240" w:lineRule="auto"/>
       </w:pPr>
       <w:r>
-        <w:lastRenderedPageBreak/>
         <w:t>2.2</w:t>
       </w:r>
     </w:p>
@@ -2791,7 +3555,7 @@
       <w:pPr>
         <w:pStyle w:val="H3Heading"/>
       </w:pPr>
-      <w:bookmarkStart w:id="7" w:name="_Toc237333996"/>
+      <w:bookmarkStart w:id="7" w:name="_Toc237396730"/>
       <w:r>
         <w:t>Dependencies and External Systems</w:t>
       </w:r>
@@ -2802,7 +3566,7 @@
         <w:pStyle w:val="BodyMedium"/>
       </w:pPr>
       <w:r>
-        <w:t>The functionality of Konvert is contingent upon a robust infrastructure of external services and technical dependencies that provide the specialized capabilities required for enterprise-level sales management.</w:t>
+        <w:t>Konvert is built on a small set of proven, industry-standard services that provide the specialized capabilities enterprise sales management needs.</w:t>
       </w:r>
     </w:p>
     <w:tbl>
@@ -2855,15 +3619,28 @@
               <w:pStyle w:val="H5Heading"/>
             </w:pPr>
             <w:r>
-              <w:t>Centralized Web Infrastructure (Almashreq Soft)</w:t>
-            </w:r>
-          </w:p>
-          <w:p>
-            <w:pPr>
-              <w:pStyle w:val="BodyMedium"/>
-            </w:pPr>
-            <w:r>
-              <w:t xml:space="preserve">The existing web-based business infrastructure managed by Almashreq Soft serves as the legacy data source. Konvert relies on custom API bridges to pull user hierarchies and push field activity logs to the central servers.</w:t>
+              <w:t>Centralized Web Infrastructure (</w:t>
+            </w:r>
+            <w:proofErr w:type="spellStart"/>
+            <w:r>
+              <w:t>Almashreq</w:t>
+            </w:r>
+            <w:proofErr w:type="spellEnd"/>
+            <w:r>
+              <w:t xml:space="preserve"> Soft)</w:t>
+            </w:r>
+          </w:p>
+          <w:p>
+            <w:pPr>
+              <w:pStyle w:val="BodyMedium"/>
+            </w:pPr>
+            <w:proofErr w:type="spellStart"/>
+            <w:r>
+              <w:t>Almashreq</w:t>
+            </w:r>
+            <w:proofErr w:type="spellEnd"/>
+            <w:r>
+              <w:t xml:space="preserve"> Soft's existing web infrastructure serves as the central data source. Konvert connects to it through custom API bridges that pull user hierarchies and push field activity logs to the central servers.</w:t>
             </w:r>
           </w:p>
         </w:tc>
@@ -2908,7 +3685,7 @@
               <w:pStyle w:val="BodyMedium"/>
             </w:pPr>
             <w:r>
-              <w:t>The system integrates the Google Maps Platform for geocoding, real-time salesman tracking, and route distance calculations. This is essential for validating field attendance and optimizing tour plans.</w:t>
+              <w:t>Konvert integrates the Google Maps Platform for geocoding, live rep tracking, and route distance calculations — essential for verifying field attendance and building efficient tour plans.</w:t>
             </w:r>
           </w:p>
         </w:tc>
@@ -2953,7 +3730,7 @@
               <w:pStyle w:val="BodyMedium"/>
             </w:pPr>
             <w:r>
-              <w:t>The AI engine depends on Scikit-learn and TensorFlow for training predictive performance models. These libraries allow the system to process historical field data and generate future sales outlooks.</w:t>
+              <w:t>The AI engine is built on Scikit-learn and TensorFlow, two widely trusted machine learning frameworks, to train predictive performance models on historical field data and generate forward-looking sales outlooks.</w:t>
             </w:r>
           </w:p>
         </w:tc>
@@ -2998,7 +3775,15 @@
               <w:pStyle w:val="BodyMedium"/>
             </w:pPr>
             <w:r>
-              <w:t>The system utilizes Google Firebase for real-time infrastructure, employing Firestore for NoSQL data synchronization, Cloud Messaging (FCM) for instant notifications, and Firebase Authentication for secure identity management and session control.</w:t>
+              <w:t xml:space="preserve">Konvert runs on Google Firebase for real-time infrastructure: </w:t>
+            </w:r>
+            <w:proofErr w:type="spellStart"/>
+            <w:r>
+              <w:t>Firestore</w:t>
+            </w:r>
+            <w:proofErr w:type="spellEnd"/>
+            <w:r>
+              <w:t xml:space="preserve"> handles data synchronization, Cloud Messaging (FCM) powers instant notifications, and Firebase Authentication manages secure logins and sessions.</w:t>
             </w:r>
           </w:p>
         </w:tc>
@@ -3019,6 +3804,7 @@
               <w:pStyle w:val="H5Heading"/>
             </w:pPr>
             <w:r>
+              <w:lastRenderedPageBreak/>
               <w:t>5.</w:t>
             </w:r>
           </w:p>
@@ -3043,7 +3829,7 @@
               <w:pStyle w:val="BodyMedium"/>
             </w:pPr>
             <w:r>
-              <w:t>Google Authenticator is integrated to provide Multi-Factor Authentication (MFA), securing executive-level access and sensitive commercial data.</w:t>
+              <w:t>Google Authenticator provides multi-factor authentication (MFA), adding an extra layer of protection for executive-level access and sensitive commercial data.</w:t>
             </w:r>
           </w:p>
         </w:tc>
@@ -3060,7 +3846,6 @@
         <w:spacing w:after="0" w:line="240" w:lineRule="auto"/>
       </w:pPr>
       <w:r>
-        <w:lastRenderedPageBreak/>
         <w:t>2.3</w:t>
       </w:r>
     </w:p>
@@ -3068,7 +3853,7 @@
       <w:pPr>
         <w:pStyle w:val="H3Heading"/>
       </w:pPr>
-      <w:bookmarkStart w:id="8" w:name="_Toc237333997"/>
+      <w:bookmarkStart w:id="8" w:name="_Toc237396731"/>
       <w:r>
         <w:t>Related Projects</w:t>
       </w:r>
@@ -3079,7 +3864,7 @@
         <w:pStyle w:val="BodyMedium"/>
       </w:pPr>
       <w:r>
-        <w:t>To accurately position Konvert within the current technological landscape, we conducted a critical analysis of existing solutions currently serving the regional and global markets.</w:t>
+        <w:t>To see where Konvert fits, we looked closely at what's already serving the market — from legacy regional tools to global enterprise CRMs and specialized pharma field-force platforms.</w:t>
       </w:r>
     </w:p>
     <w:tbl>
@@ -3132,7 +3917,7 @@
               <w:pStyle w:val="BodyMedium"/>
             </w:pPr>
             <w:r>
-              <w:t>Primarily utilized within the pharmaceutical distribution sectors of South Asia, SanSFE represents the legacy baseline. While it provides basic field reporting, it suffers from a critical lack of real-time bi-directional synchronization. Data generated on the mobile frontend often requires manual reconciliation with central web servers, leading to significant latency and high error margins in hierarchical reporting.</w:t>
+              <w:t>Widely used across pharmaceutical distribution in South Asia, SanSFE is the legacy baseline many teams already know. It covers basic field reporting, but lacks real-time, two-way sync — data from the mobile app often needs manual reconciliation with central servers, which adds delay and increases errors as it moves up the hierarchy.</w:t>
             </w:r>
           </w:p>
         </w:tc>
@@ -3174,7 +3959,15 @@
               <w:pStyle w:val="BodyMedium"/>
             </w:pPr>
             <w:r>
-              <w:t>These platforms represent the gold standard in sales management. While technically superior, they are largely unsuitable for the Pakistani SME and distribution landscape. Their prohibitive dollar-based subscription costs create a massive financial barrier, and their generalized architectures often require expensive third-party consultants to customize for localized pharmaceutical or multi-tier distribution workflows.</w:t>
+              <w:t xml:space="preserve">These platforms set the global standard for sales management, and specialized players like Veeva Vault CRM and </w:t>
+            </w:r>
+            <w:proofErr w:type="spellStart"/>
+            <w:r>
+              <w:t>SANeForce</w:t>
+            </w:r>
+            <w:proofErr w:type="spellEnd"/>
+            <w:r>
+              <w:t xml:space="preserve"> serve large pharma organizations directly. But they're a tough fit for the Pakistani SME and distribution market: dollar-based subscription pricing is a real barrier, and their general-purpose design usually needs expensive third-party consultants to adapt to local pharmaceutical or multi-tier distribution workflows.</w:t>
             </w:r>
           </w:p>
         </w:tc>
@@ -3216,7 +4009,7 @@
               <w:pStyle w:val="BodyMedium"/>
             </w:pPr>
             <w:r>
-              <w:t>Many local enterprises utilize custom-built or older ERP systems. These systems are typically desktop-bound or web-only, lacking the robust mobile integration required for field force tracking. They operate as static record-keeping tools rather than proactive engines, offering no geospatial tracking or AI-driven predictive analytics to assist in route planning or performance forecasting.</w:t>
+              <w:t>Many local enterprises still run on custom-built or older ERP systems. These tend to be desktop-bound or web-only, without the mobile integration field force tracking needs. They work as static record-keeping tools rather than active engines — no geospatial tracking, no AI-driven forecasting to help with route planning or performance.</w:t>
             </w:r>
           </w:p>
           <w:p>
@@ -3248,7 +4041,6 @@
         <w:spacing w:after="0" w:line="240" w:lineRule="auto"/>
       </w:pPr>
       <w:r>
-        <w:lastRenderedPageBreak/>
         <w:t>2.4</w:t>
       </w:r>
     </w:p>
@@ -3256,7 +4048,7 @@
       <w:pPr>
         <w:pStyle w:val="H3Heading"/>
       </w:pPr>
-      <w:bookmarkStart w:id="9" w:name="_Toc237333998"/>
+      <w:bookmarkStart w:id="9" w:name="_Toc237396732"/>
       <w:r>
         <w:t>Feature Comparison</w:t>
       </w:r>
@@ -3935,7 +4727,6 @@
         <w:spacing w:after="0"/>
       </w:pPr>
       <w:r>
-        <w:lastRenderedPageBreak/>
         <w:t>Section 3</w:t>
       </w:r>
     </w:p>
@@ -3946,7 +4737,7 @@
           <w:bottom w:val="single" w:sz="6" w:space="1" w:color="auto"/>
         </w:pBdr>
       </w:pPr>
-      <w:bookmarkStart w:id="10" w:name="_Toc237334000"/>
+      <w:bookmarkStart w:id="10" w:name="_Toc237396733"/>
       <w:r>
         <w:t>Requirement Analysis</w:t>
       </w:r>
@@ -3970,7 +4761,7 @@
       <w:pPr>
         <w:pStyle w:val="H3Heading"/>
       </w:pPr>
-      <w:bookmarkStart w:id="11" w:name="_Toc237334001"/>
+      <w:bookmarkStart w:id="11" w:name="_Toc237396734"/>
       <w:r>
         <w:t>Functional Requirements</w:t>
       </w:r>
@@ -3981,7 +4772,7 @@
         <w:pStyle w:val="BodyMedium"/>
       </w:pPr>
       <w:r>
-        <w:t>The functional requirements define the operational capabilities required for Konvert to serve as a comprehensive sales backbone.</w:t>
+        <w:t>These functional requirements describe what Konvert needs to do to work as a complete sales backbone for your business.</w:t>
       </w:r>
     </w:p>
     <w:p>
@@ -4120,6 +4911,7 @@
               <w:pStyle w:val="H5Heading"/>
             </w:pPr>
             <w:r>
+              <w:lastRenderedPageBreak/>
               <w:t>FR-3.</w:t>
             </w:r>
           </w:p>
@@ -4198,7 +4990,6 @@
               <w:pStyle w:val="H5Heading"/>
             </w:pPr>
             <w:r>
-              <w:lastRenderedPageBreak/>
               <w:t>FR-5.</w:t>
             </w:r>
           </w:p>
@@ -4318,7 +5109,23 @@
               <w:pStyle w:val="BodyMedium"/>
             </w:pPr>
             <w:r>
-              <w:t>The system must perform a full synchronization with the Almashreq cloud CRM upon login, downloading only data relevant to the specific UserID.</w:t>
+              <w:t xml:space="preserve">The system must perform a full synchronization with the </w:t>
+            </w:r>
+            <w:proofErr w:type="spellStart"/>
+            <w:r>
+              <w:t>Almashreq</w:t>
+            </w:r>
+            <w:proofErr w:type="spellEnd"/>
+            <w:r>
+              <w:t xml:space="preserve"> cloud CRM upon login, downloading only data relevant to the specific </w:t>
+            </w:r>
+            <w:proofErr w:type="spellStart"/>
+            <w:r>
+              <w:t>UserID</w:t>
+            </w:r>
+            <w:proofErr w:type="spellEnd"/>
+            <w:r>
+              <w:t>.</w:t>
             </w:r>
           </w:p>
         </w:tc>
@@ -4357,7 +5164,15 @@
               <w:pStyle w:val="BodyMedium"/>
             </w:pPr>
             <w:r>
-              <w:t>Field data (orders, logs) must sync instantly with Almashreq Database; web-side updates must push to the mobile app immediately.</w:t>
+              <w:t xml:space="preserve">Field data (orders, logs) must sync instantly with </w:t>
+            </w:r>
+            <w:proofErr w:type="spellStart"/>
+            <w:r>
+              <w:t>Almashreq</w:t>
+            </w:r>
+            <w:proofErr w:type="spellEnd"/>
+            <w:r>
+              <w:t xml:space="preserve"> Database; web-side updates must push to the mobile app immediately.</w:t>
             </w:r>
           </w:p>
         </w:tc>
@@ -4375,6 +5190,7 @@
               <w:pStyle w:val="H5Heading"/>
             </w:pPr>
             <w:r>
+              <w:lastRenderedPageBreak/>
               <w:t>FR-8.</w:t>
             </w:r>
           </w:p>
@@ -4458,7 +5274,6 @@
         <w:spacing w:after="0" w:line="240" w:lineRule="auto"/>
       </w:pPr>
       <w:r>
-        <w:lastRenderedPageBreak/>
         <w:t>FR Module 3</w:t>
       </w:r>
     </w:p>
@@ -4623,6 +5438,7 @@
               <w:pStyle w:val="H5Heading"/>
             </w:pPr>
             <w:r>
+              <w:lastRenderedPageBreak/>
               <w:t>FR-12.</w:t>
             </w:r>
           </w:p>
@@ -4753,7 +5569,6 @@
               <w:pStyle w:val="H5Heading"/>
             </w:pPr>
             <w:r>
-              <w:lastRenderedPageBreak/>
               <w:t>FR-14.</w:t>
             </w:r>
           </w:p>
@@ -4883,6 +5698,7 @@
               <w:pStyle w:val="H5Heading"/>
             </w:pPr>
             <w:r>
+              <w:lastRenderedPageBreak/>
               <w:t>FR-16.</w:t>
             </w:r>
           </w:p>
@@ -5004,7 +5820,6 @@
         <w:spacing w:after="0" w:line="240" w:lineRule="auto"/>
       </w:pPr>
       <w:r>
-        <w:lastRenderedPageBreak/>
         <w:t>FR Module 6</w:t>
       </w:r>
     </w:p>
@@ -5130,6 +5945,7 @@
               <w:pStyle w:val="H5Heading"/>
             </w:pPr>
             <w:r>
+              <w:lastRenderedPageBreak/>
               <w:t>FR-21.</w:t>
             </w:r>
           </w:p>
@@ -5388,6 +6204,7 @@
               <w:pStyle w:val="H5Heading"/>
             </w:pPr>
             <w:r>
+              <w:lastRenderedPageBreak/>
               <w:t>FR-25.</w:t>
             </w:r>
           </w:p>
@@ -5646,6 +6463,7 @@
         <w:pStyle w:val="H4Heading"/>
       </w:pPr>
       <w:r>
+        <w:lastRenderedPageBreak/>
         <w:t>Team and Territory Collaboration</w:t>
       </w:r>
     </w:p>
@@ -5745,7 +6563,13 @@
               <w:pStyle w:val="BodyMedium"/>
             </w:pPr>
             <w:r>
-              <w:t>Doctors, chemists, and geographic areas can be grouped into clusters, or territories, and assigned to specific reps or teams, keeping coverage and workload clearly divided across the field force.</w:t>
+              <w:t>Doctors, chemists, and geographic areas can be grouped into clusters, or territories, and assigned to specific reps or teams</w:t>
+            </w:r>
+            <w:r>
+              <w:t xml:space="preserve"> on specific time of day (e.g. Morning / Evening)</w:t>
+            </w:r>
+            <w:r>
+              <w:t>, keeping coverage and workload clearly divided across the field force.</w:t>
             </w:r>
           </w:p>
         </w:tc>
@@ -5943,6 +6767,7 @@
               <w:pStyle w:val="H5Heading"/>
             </w:pPr>
             <w:r>
+              <w:lastRenderedPageBreak/>
               <w:t>FR-34.</w:t>
             </w:r>
           </w:p>
@@ -6093,7 +6918,15 @@
               <w:pStyle w:val="BodyMedium"/>
             </w:pPr>
             <w:r>
-              <w:t>Admins and managers can broadcast announcements to a chosen tier or to the entire hierarchy at once, with read confirmation, working alongside the personal alerts already covered under the notification centre.</w:t>
+              <w:t xml:space="preserve">Admins and managers can broadcast announcements to a chosen tier or to the entire hierarchy at once, with read confirmation, working alongside the personal alerts already covered under the notification </w:t>
+            </w:r>
+            <w:proofErr w:type="spellStart"/>
+            <w:r>
+              <w:t>centre</w:t>
+            </w:r>
+            <w:proofErr w:type="spellEnd"/>
+            <w:r>
+              <w:t>.</w:t>
             </w:r>
           </w:p>
         </w:tc>
@@ -6114,8 +6947,73 @@
         <w:pStyle w:val="H6Heading"/>
         <w:spacing w:after="0" w:line="240" w:lineRule="auto"/>
       </w:pPr>
+    </w:p>
+    <w:p>
+      <w:pPr>
+        <w:pStyle w:val="H6Heading"/>
+        <w:spacing w:after="0" w:line="240" w:lineRule="auto"/>
+      </w:pPr>
+    </w:p>
+    <w:p>
+      <w:pPr>
+        <w:pStyle w:val="H6Heading"/>
+        <w:spacing w:after="0" w:line="240" w:lineRule="auto"/>
+      </w:pPr>
+    </w:p>
+    <w:p>
+      <w:pPr>
+        <w:pStyle w:val="H6Heading"/>
+        <w:spacing w:after="0" w:line="240" w:lineRule="auto"/>
+      </w:pPr>
+    </w:p>
+    <w:p>
+      <w:pPr>
+        <w:pStyle w:val="H6Heading"/>
+        <w:spacing w:after="0" w:line="240" w:lineRule="auto"/>
+      </w:pPr>
+    </w:p>
+    <w:p>
+      <w:pPr>
+        <w:pStyle w:val="H6Heading"/>
+        <w:spacing w:after="0" w:line="240" w:lineRule="auto"/>
+      </w:pPr>
+    </w:p>
+    <w:p>
+      <w:pPr>
+        <w:pStyle w:val="H6Heading"/>
+        <w:spacing w:after="0" w:line="240" w:lineRule="auto"/>
+      </w:pPr>
+    </w:p>
+    <w:p>
+      <w:pPr>
+        <w:pStyle w:val="H6Heading"/>
+        <w:spacing w:after="0" w:line="240" w:lineRule="auto"/>
+      </w:pPr>
+    </w:p>
+    <w:p>
+      <w:pPr>
+        <w:pStyle w:val="H6Heading"/>
+        <w:spacing w:after="0" w:line="240" w:lineRule="auto"/>
+      </w:pPr>
+    </w:p>
+    <w:p>
+      <w:pPr>
+        <w:pStyle w:val="H6Heading"/>
+        <w:spacing w:after="0" w:line="240" w:lineRule="auto"/>
+      </w:pPr>
+    </w:p>
+    <w:p>
+      <w:pPr>
+        <w:pStyle w:val="H6Heading"/>
+        <w:spacing w:after="0" w:line="240" w:lineRule="auto"/>
+      </w:pPr>
+    </w:p>
+    <w:p>
+      <w:pPr>
+        <w:pStyle w:val="H6Heading"/>
+        <w:spacing w:after="0" w:line="240" w:lineRule="auto"/>
+      </w:pPr>
       <w:r>
-        <w:lastRenderedPageBreak/>
         <w:t>3.2</w:t>
       </w:r>
     </w:p>
@@ -6123,7 +7021,7 @@
       <w:pPr>
         <w:pStyle w:val="H3Heading"/>
       </w:pPr>
-      <w:bookmarkStart w:id="12" w:name="_Toc237334002"/>
+      <w:bookmarkStart w:id="12" w:name="_Toc237396735"/>
       <w:r>
         <w:t>Non-Functional Requirements</w:t>
       </w:r>
@@ -6134,7 +7032,7 @@
         <w:pStyle w:val="BodyMedium"/>
       </w:pPr>
       <w:r>
-        <w:t>The non-functional requirements define the quality attributes, design constraints, and performance benchmarks of the system.</w:t>
+        <w:t>These non-functional requirements set the quality bar Konvert is built to — how fast, secure, and reliable the platform needs to be.</w:t>
       </w:r>
     </w:p>
     <w:p>
@@ -6216,7 +7114,7 @@
               <w:pStyle w:val="BodyMedium"/>
             </w:pPr>
             <w:r>
-              <w:t>The Flutter UI must maintain minimum of 15 FPS for smooth navigation, and the initial Master Sync must complete within 15 seconds on a standard 4G connection.</w:t>
+              <w:t>The Flutter UI must maintain a minimum of 60 FPS for smooth navigation, and the initial Master Sync must complete within 15 seconds on a standard 4G connection.</w:t>
             </w:r>
           </w:p>
         </w:tc>
@@ -6379,7 +7277,16 @@
               <w:pStyle w:val="BodyMedium"/>
             </w:pPr>
             <w:r>
-              <w:t>The cloud infrastructure and Almashreqs API bridges must maintain a 95% uptime SLA to ensure uninterrupted executive monitoring and data flow.</w:t>
+              <w:lastRenderedPageBreak/>
+              <w:t xml:space="preserve">The cloud infrastructure and </w:t>
+            </w:r>
+            <w:proofErr w:type="spellStart"/>
+            <w:r>
+              <w:t>Almashreq</w:t>
+            </w:r>
+            <w:proofErr w:type="spellEnd"/>
+            <w:r>
+              <w:t xml:space="preserve"> API bridges must maintain a minimum 99.5% uptime SLA, in line with industry norms for business-critical platforms, to ensure uninterrupted executive monitoring and data flow.</w:t>
             </w:r>
           </w:p>
         </w:tc>
@@ -6598,7 +7505,7 @@
               <w:pStyle w:val="BodyMedium"/>
             </w:pPr>
             <w:r>
-              <w:t>The SQL structure and API bridges must be optimized to handle 50+ simultaneous active field agents without write-lock bottlenecks.</w:t>
+              <w:t>The SQL structure and API bridges must be optimized to handle 500+ simultaneous active field agents without write-lock bottlenecks.</w:t>
             </w:r>
           </w:p>
         </w:tc>
@@ -6616,6 +7523,7 @@
               <w:pStyle w:val="H5Heading"/>
             </w:pPr>
             <w:r>
+              <w:lastRenderedPageBreak/>
               <w:t>NFR-8.</w:t>
             </w:r>
           </w:p>
@@ -6815,7 +7723,7 @@
       <w:pPr>
         <w:pStyle w:val="H3Heading"/>
       </w:pPr>
-      <w:bookmarkStart w:id="13" w:name="_Toc237334003"/>
+      <w:bookmarkStart w:id="13" w:name="_Toc237396736"/>
       <w:r>
         <w:t>List of Actors</w:t>
       </w:r>
@@ -6826,7 +7734,7 @@
         <w:pStyle w:val="BodyMedium"/>
       </w:pPr>
       <w:r>
-        <w:t>The Konvert system interacts with the following stakeholders across the enterprise landscape:</w:t>
+        <w:t>Konvert is designed to serve the following people across your organization:</w:t>
       </w:r>
     </w:p>
     <w:p>
@@ -6850,6 +7758,7 @@
         </w:numPr>
       </w:pPr>
       <w:r>
+        <w:lastRenderedPageBreak/>
         <w:t>Tactical Managers (National / Provincial / Zonal / Regional / Area)</w:t>
       </w:r>
     </w:p>
@@ -6912,8 +7821,8 @@
       </w:pPr>
     </w:p>
     <w:sectPr>
-      <w:headerReference w:type="default" r:id="rId16"/>
-      <w:footerReference w:type="default" r:id="rId17"/>
+      <w:headerReference w:type="default" r:id="rId21"/>
+      <w:footerReference w:type="default" r:id="rId22"/>
       <w:type w:val="continuous"/>
       <w:pgSz w:w="12240" w:h="15840"/>
       <w:pgMar w:top="1440" w:right="1440" w:bottom="1440" w:left="1440" w:header="708" w:footer="708" w:gutter="0"/>
@@ -7118,7 +8027,7 @@
               <w:rPr>
                 <w:noProof/>
               </w:rPr>
-              <w:t>Requirement Analysis</w:t>
+              <w:t>Domain Analysis</w:t>
             </w:r>
           </w:fldSimple>
           <w:r>
